--- a/public/documents/CV_Patrick_Gonzaga.docx
+++ b/public/documents/CV_Patrick_Gonzaga.docx
@@ -24,12 +24,6 @@
         <w:gridCol w:w="8940"/>
       </w:tblGrid>
       <w:tr>
-        <w:tblPrEx>
-          <w:tblCellMar>
-            <w:top w:w="0" w:type="dxa"/>
-            <w:bottom w:w="0" w:type="dxa"/>
-          </w:tblCellMar>
-        </w:tblPrEx>
         <w:tc>
           <w:tcPr>
             <w:tcW w:w="3300" w:type="dxa"/>
@@ -131,8 +125,20 @@
                 <w:sz w:val="22"/>
                 <w:szCs w:val="22"/>
               </w:rPr>
-              <w:t>✉</w:t>
-            </w:r>
+              <w:t xml:space="preserve">✉ </w:t>
+            </w:r>
+            <w:r>
+              <w:rPr>
+                <w:rFonts w:ascii="Calibri" w:eastAsia="Calibri" w:hAnsi="Calibri" w:cs="Calibri"/>
+                <w:color w:val="E2E8EE"/>
+              </w:rPr>
+              <w:t>patrickgonzaga@gmail.com</w:t>
+            </w:r>
+          </w:p>
+          <w:p>
+            <w:pPr>
+              <w:spacing w:after="130"/>
+            </w:pPr>
             <w:r>
               <w:rPr>
                 <w:rFonts w:ascii="Segoe UI Symbol" w:eastAsia="Segoe UI Symbol" w:hAnsi="Segoe UI Symbol" w:cs="Segoe UI Symbol"/>
@@ -140,14 +146,14 @@
                 <w:sz w:val="22"/>
                 <w:szCs w:val="22"/>
               </w:rPr>
-              <w:t xml:space="preserve"> </w:t>
+              <w:t xml:space="preserve">🔗 </w:t>
             </w:r>
             <w:r>
               <w:rPr>
                 <w:rFonts w:ascii="Calibri" w:eastAsia="Calibri" w:hAnsi="Calibri" w:cs="Calibri"/>
                 <w:color w:val="E2E8EE"/>
               </w:rPr>
-              <w:t>patrickgonzaga@gmail.com</w:t>
+              <w:t>https://linkedin.com/​in/patgonzaga</w:t>
             </w:r>
           </w:p>
           <w:p>
@@ -162,8 +168,42 @@
                 <w:sz w:val="22"/>
                 <w:szCs w:val="22"/>
               </w:rPr>
-              <w:t>🔗</w:t>
-            </w:r>
+              <w:t xml:space="preserve">☎ </w:t>
+            </w:r>
+            <w:r>
+              <w:rPr>
+                <w:rFonts w:ascii="Calibri" w:eastAsia="Calibri" w:hAnsi="Calibri" w:cs="Calibri"/>
+                <w:color w:val="E2E8EE"/>
+              </w:rPr>
+              <w:t>+63 9</w:t>
+            </w:r>
+            <w:r>
+              <w:rPr>
+                <w:rFonts w:ascii="Calibri" w:eastAsia="Calibri" w:hAnsi="Calibri" w:cs="Calibri"/>
+                <w:color w:val="E2E8EE"/>
+              </w:rPr>
+              <w:t>29</w:t>
+            </w:r>
+            <w:r>
+              <w:rPr>
+                <w:rFonts w:ascii="Calibri" w:eastAsia="Calibri" w:hAnsi="Calibri" w:cs="Calibri"/>
+                <w:color w:val="E2E8EE"/>
+              </w:rPr>
+              <w:t xml:space="preserve"> </w:t>
+            </w:r>
+            <w:r>
+              <w:rPr>
+                <w:rFonts w:ascii="Calibri" w:eastAsia="Calibri" w:hAnsi="Calibri" w:cs="Calibri"/>
+                <w:color w:val="E2E8EE"/>
+              </w:rPr>
+              <w:t>492 4510</w:t>
+            </w:r>
+          </w:p>
+          <w:p>
+            <w:pPr>
+              <w:spacing w:after="130"/>
+              <w:ind w:left="280" w:hanging="280"/>
+            </w:pPr>
             <w:r>
               <w:rPr>
                 <w:rFonts w:ascii="Segoe UI Symbol" w:eastAsia="Segoe UI Symbol" w:hAnsi="Segoe UI Symbol" w:cs="Segoe UI Symbol"/>
@@ -171,95 +211,7 @@
                 <w:sz w:val="22"/>
                 <w:szCs w:val="22"/>
               </w:rPr>
-              <w:t xml:space="preserve"> </w:t>
-            </w:r>
-            <w:r>
-              <w:rPr>
-                <w:rFonts w:ascii="Calibri" w:eastAsia="Calibri" w:hAnsi="Calibri" w:cs="Calibri"/>
-                <w:color w:val="E2E8EE"/>
-              </w:rPr>
-              <w:t>https://linkedin.com/​in/</w:t>
-            </w:r>
-            <w:r>
-              <w:rPr>
-                <w:rFonts w:ascii="Calibri" w:eastAsia="Calibri" w:hAnsi="Calibri" w:cs="Calibri"/>
-                <w:color w:val="E2E8EE"/>
-              </w:rPr>
-              <w:t>pat</w:t>
-            </w:r>
-            <w:r>
-              <w:rPr>
-                <w:rFonts w:ascii="Calibri" w:eastAsia="Calibri" w:hAnsi="Calibri" w:cs="Calibri"/>
-                <w:color w:val="E2E8EE"/>
-              </w:rPr>
-              <w:t>gonzaga</w:t>
-            </w:r>
-          </w:p>
-          <w:p>
-            <w:pPr>
-              <w:spacing w:after="130"/>
-              <w:ind w:left="280" w:hanging="280"/>
-            </w:pPr>
-            <w:r>
-              <w:rPr>
-                <w:rFonts w:ascii="Segoe UI Symbol" w:eastAsia="Segoe UI Symbol" w:hAnsi="Segoe UI Symbol" w:cs="Segoe UI Symbol"/>
-                <w:color w:val="45C7B8"/>
-                <w:sz w:val="22"/>
-                <w:szCs w:val="22"/>
-              </w:rPr>
-              <w:t xml:space="preserve">☎ </w:t>
-            </w:r>
-            <w:r>
-              <w:rPr>
-                <w:rFonts w:ascii="Calibri" w:eastAsia="Calibri" w:hAnsi="Calibri" w:cs="Calibri"/>
-                <w:color w:val="E2E8EE"/>
-              </w:rPr>
-              <w:t>+63 9</w:t>
-            </w:r>
-            <w:r>
-              <w:rPr>
-                <w:rFonts w:ascii="Calibri" w:eastAsia="Calibri" w:hAnsi="Calibri" w:cs="Calibri"/>
-                <w:color w:val="E2E8EE"/>
-              </w:rPr>
-              <w:t>29</w:t>
-            </w:r>
-            <w:r>
-              <w:rPr>
-                <w:rFonts w:ascii="Calibri" w:eastAsia="Calibri" w:hAnsi="Calibri" w:cs="Calibri"/>
-                <w:color w:val="E2E8EE"/>
-              </w:rPr>
-              <w:t xml:space="preserve"> </w:t>
-            </w:r>
-            <w:r>
-              <w:rPr>
-                <w:rFonts w:ascii="Calibri" w:eastAsia="Calibri" w:hAnsi="Calibri" w:cs="Calibri"/>
-                <w:color w:val="E2E8EE"/>
-              </w:rPr>
-              <w:t>492 4510</w:t>
-            </w:r>
-          </w:p>
-          <w:p>
-            <w:pPr>
-              <w:spacing w:after="130"/>
-              <w:ind w:left="280" w:hanging="280"/>
-            </w:pPr>
-            <w:r>
-              <w:rPr>
-                <w:rFonts w:ascii="Segoe UI Symbol" w:eastAsia="Segoe UI Symbol" w:hAnsi="Segoe UI Symbol" w:cs="Segoe UI Symbol"/>
-                <w:color w:val="45C7B8"/>
-                <w:sz w:val="22"/>
-                <w:szCs w:val="22"/>
-              </w:rPr>
-              <w:t>🌐</w:t>
-            </w:r>
-            <w:r>
-              <w:rPr>
-                <w:rFonts w:ascii="Segoe UI Symbol" w:eastAsia="Segoe UI Symbol" w:hAnsi="Segoe UI Symbol" w:cs="Segoe UI Symbol"/>
-                <w:color w:val="45C7B8"/>
-                <w:sz w:val="22"/>
-                <w:szCs w:val="22"/>
-              </w:rPr>
-              <w:t xml:space="preserve"> </w:t>
+              <w:t xml:space="preserve">🌐 </w:t>
             </w:r>
             <w:r>
               <w:rPr>
@@ -321,17 +273,8 @@
                 <w:rFonts w:ascii="Calibri" w:eastAsia="Calibri" w:hAnsi="Calibri" w:cs="Calibri"/>
                 <w:color w:val="E2E8EE"/>
               </w:rPr>
-              <w:t>C# · ASP.NET Core · EF Core · VB.NET · REST/</w:t>
-            </w:r>
-            <w:proofErr w:type="spellStart"/>
-            <w:r>
-              <w:rPr>
-                <w:rFonts w:ascii="Calibri" w:eastAsia="Calibri" w:hAnsi="Calibri" w:cs="Calibri"/>
-                <w:color w:val="E2E8EE"/>
-              </w:rPr>
-              <w:t>OpenAPI</w:t>
-            </w:r>
-            <w:proofErr w:type="spellEnd"/>
+              <w:t>C# · ASP.NET Core · EF Core · VB.NET · REST/OpenAPI</w:t>
+            </w:r>
           </w:p>
           <w:p>
             <w:pPr>
@@ -358,23 +301,7 @@
                 <w:rFonts w:ascii="Calibri" w:eastAsia="Calibri" w:hAnsi="Calibri" w:cs="Calibri"/>
                 <w:color w:val="E2E8EE"/>
               </w:rPr>
-              <w:t xml:space="preserve">Azure (App Config, Key Vault, App Insights, Service Bus, Blob Storage, Redis, Functions) · AWS (S3, SQS) · Azure DevOps · </w:t>
-            </w:r>
-            <w:proofErr w:type="spellStart"/>
-            <w:r>
-              <w:rPr>
-                <w:rFonts w:ascii="Calibri" w:eastAsia="Calibri" w:hAnsi="Calibri" w:cs="Calibri"/>
-                <w:color w:val="E2E8EE"/>
-              </w:rPr>
-              <w:t>Buildkite</w:t>
-            </w:r>
-            <w:proofErr w:type="spellEnd"/>
-            <w:r>
-              <w:rPr>
-                <w:rFonts w:ascii="Calibri" w:eastAsia="Calibri" w:hAnsi="Calibri" w:cs="Calibri"/>
-                <w:color w:val="E2E8EE"/>
-              </w:rPr>
-              <w:t xml:space="preserve"> · Git</w:t>
+              <w:t>Azure (App Config, Key Vault, App Insights, Service Bus, Blob Storage, Redis, Functions) · AWS (S3, SQS) · Azure DevOps · Buildkite · Git</w:t>
             </w:r>
           </w:p>
           <w:p>
@@ -402,14 +329,7 @@
                 <w:rFonts w:ascii="Calibri" w:eastAsia="Calibri" w:hAnsi="Calibri" w:cs="Calibri"/>
                 <w:color w:val="E2E8EE"/>
               </w:rPr>
-              <w:t xml:space="preserve">SQL Server · Oracle · PostgreSQL · MySQL </w:t>
-            </w:r>
-            <w:r>
-              <w:rPr>
-                <w:rFonts w:ascii="Calibri" w:eastAsia="Calibri" w:hAnsi="Calibri" w:cs="Calibri"/>
-                <w:color w:val="E2E8EE"/>
-              </w:rPr>
-              <w:t>· MongoDB</w:t>
+              <w:t>SQL Server · Oracle · PostgreSQL · MySQL · MongoDB</w:t>
             </w:r>
           </w:p>
           <w:p>
@@ -487,18 +407,22 @@
           <w:p>
             <w:pPr>
               <w:spacing w:after="120"/>
-            </w:pPr>
-            <w:r>
               <w:rPr>
                 <w:rFonts w:ascii="Calibri" w:eastAsia="Calibri" w:hAnsi="Calibri" w:cs="Calibri"/>
                 <w:color w:val="E2E8EE"/>
               </w:rPr>
+            </w:pPr>
+            <w:r>
+              <w:rPr>
+                <w:rFonts w:ascii="Calibri" w:eastAsia="Calibri" w:hAnsi="Calibri" w:cs="Calibri"/>
+                <w:color w:val="E2E8EE"/>
+              </w:rPr>
               <w:t>Cursor</w:t>
             </w:r>
           </w:p>
           <w:p>
             <w:pPr>
-              <w:spacing w:before="160" w:after="40"/>
+              <w:spacing w:after="120"/>
             </w:pPr>
             <w:r>
               <w:rPr>
@@ -515,14 +439,80 @@
           <w:p>
             <w:pPr>
               <w:spacing w:after="120"/>
-            </w:pPr>
-            <w:r>
               <w:rPr>
                 <w:rFonts w:ascii="Calibri" w:eastAsia="Calibri" w:hAnsi="Calibri" w:cs="Calibri"/>
                 <w:color w:val="E2E8EE"/>
               </w:rPr>
+            </w:pPr>
+            <w:r>
+              <w:rPr>
+                <w:rFonts w:ascii="Calibri" w:eastAsia="Calibri" w:hAnsi="Calibri" w:cs="Calibri"/>
+                <w:color w:val="E2E8EE"/>
+              </w:rPr>
               <w:t>Retool · TIBCO Spotfire</w:t>
             </w:r>
+          </w:p>
+          <w:p>
+            <w:pPr>
+              <w:spacing w:after="120"/>
+              <w:rPr>
+                <w:rFonts w:ascii="Calibri" w:eastAsia="Calibri" w:hAnsi="Calibri" w:cs="Calibri"/>
+                <w:color w:val="E2E8EE"/>
+              </w:rPr>
+            </w:pPr>
+            <w:r>
+              <w:rPr>
+                <w:rFonts w:ascii="Calibri" w:eastAsia="Calibri" w:hAnsi="Calibri" w:cs="Calibri"/>
+                <w:b/>
+                <w:bCs/>
+                <w:color w:val="FFFFFF"/>
+                <w:sz w:val="22"/>
+                <w:szCs w:val="22"/>
+              </w:rPr>
+              <w:t>AI</w:t>
+            </w:r>
+            <w:r>
+              <w:rPr>
+                <w:rFonts w:ascii="Calibri" w:eastAsia="Calibri" w:hAnsi="Calibri" w:cs="Calibri"/>
+                <w:b/>
+                <w:bCs/>
+                <w:color w:val="FFFFFF"/>
+                <w:sz w:val="22"/>
+                <w:szCs w:val="22"/>
+              </w:rPr>
+              <w:t xml:space="preserve"> Workflows</w:t>
+            </w:r>
+          </w:p>
+          <w:p>
+            <w:pPr>
+              <w:spacing w:after="120"/>
+            </w:pPr>
+            <w:r>
+              <w:rPr>
+                <w:rFonts w:ascii="Calibri" w:eastAsia="Calibri" w:hAnsi="Calibri" w:cs="Calibri"/>
+                <w:color w:val="E2E8EE"/>
+              </w:rPr>
+              <w:t>N8n, Zapier, Make.</w:t>
+            </w:r>
+            <w:r>
+              <w:rPr>
+                <w:rFonts w:ascii="Calibri" w:eastAsia="Calibri" w:hAnsi="Calibri" w:cs="Calibri"/>
+                <w:color w:val="E2E8EE"/>
+              </w:rPr>
+              <w:t>c</w:t>
+            </w:r>
+            <w:r>
+              <w:rPr>
+                <w:rFonts w:ascii="Calibri" w:eastAsia="Calibri" w:hAnsi="Calibri" w:cs="Calibri"/>
+                <w:color w:val="E2E8EE"/>
+              </w:rPr>
+              <w:t>om, Go HighLevel</w:t>
+            </w:r>
+          </w:p>
+          <w:p>
+            <w:pPr>
+              <w:spacing w:after="120"/>
+            </w:pPr>
           </w:p>
         </w:tc>
         <w:tc>
@@ -587,12 +577,6 @@
               <w:gridCol w:w="8040"/>
             </w:tblGrid>
             <w:tr>
-              <w:tblPrEx>
-                <w:tblCellMar>
-                  <w:top w:w="0" w:type="dxa"/>
-                  <w:bottom w:w="0" w:type="dxa"/>
-                </w:tblCellMar>
-              </w:tblPrEx>
               <w:tc>
                 <w:tcPr>
                   <w:tcW w:w="8040" w:type="dxa"/>
@@ -609,14 +593,7 @@
                       <w:rFonts w:ascii="Calibri" w:eastAsia="Calibri" w:hAnsi="Calibri" w:cs="Calibri"/>
                       <w:color w:val="2C2C2C"/>
                     </w:rPr>
-                    <w:t>Dynamic Senior Software Engineer with over 15 years of expertise in crafting and optimizing enterprise applications, enhancing operational workflows, and integrating innovative solutions. Proficient in the complete software development lifecycle and recent</w:t>
-                  </w:r>
-                  <w:r>
-                    <w:rPr>
-                      <w:rFonts w:ascii="Calibri" w:eastAsia="Calibri" w:hAnsi="Calibri" w:cs="Calibri"/>
-                      <w:color w:val="2C2C2C"/>
-                    </w:rPr>
-                    <w:t>ly focusing on AI-driven technologies to foster efficiency and smarter operations.</w:t>
+                    <w:t>Dynamic Senior Software Engineer with over 15 years of expertise in crafting and optimizing enterprise applications, enhancing operational workflows, and integrating innovative solutions. Proficient in the complete software development lifecycle and recently focusing on AI-driven technologies to foster efficiency and smarter operations.</w:t>
                   </w:r>
                 </w:p>
               </w:tc>
@@ -775,23 +752,7 @@
                 <w:rFonts w:ascii="Calibri" w:eastAsia="Calibri" w:hAnsi="Calibri" w:cs="Calibri"/>
                 <w:color w:val="2C2C2C"/>
               </w:rPr>
-              <w:t xml:space="preserve">• Built and maintained the Deals and </w:t>
-            </w:r>
-            <w:proofErr w:type="spellStart"/>
-            <w:r>
-              <w:rPr>
-                <w:rFonts w:ascii="Calibri" w:eastAsia="Calibri" w:hAnsi="Calibri" w:cs="Calibri"/>
-                <w:color w:val="2C2C2C"/>
-              </w:rPr>
-              <w:t>WikiCamps</w:t>
-            </w:r>
-            <w:proofErr w:type="spellEnd"/>
-            <w:r>
-              <w:rPr>
-                <w:rFonts w:ascii="Calibri" w:eastAsia="Calibri" w:hAnsi="Calibri" w:cs="Calibri"/>
-                <w:color w:val="2C2C2C"/>
-              </w:rPr>
-              <w:t xml:space="preserve"> domain, focusing on RESTful API implementation and EF Core data access for reliable, scalable platform integration.</w:t>
+              <w:t>• Built and maintained the Deals and WikiCamps domain, focusing on RESTful API implementation and EF Core data access for reliable, scalable platform integration.</w:t>
             </w:r>
           </w:p>
           <w:p>
@@ -804,30 +765,7 @@
                 <w:rFonts w:ascii="Calibri" w:eastAsia="Calibri" w:hAnsi="Calibri" w:cs="Calibri"/>
                 <w:color w:val="2C2C2C"/>
               </w:rPr>
-              <w:t>• Contributed to a microser</w:t>
-            </w:r>
-            <w:r>
-              <w:rPr>
-                <w:rFonts w:ascii="Calibri" w:eastAsia="Calibri" w:hAnsi="Calibri" w:cs="Calibri"/>
-                <w:color w:val="2C2C2C"/>
-              </w:rPr>
-              <w:t xml:space="preserve">vices-based architecture for the </w:t>
-            </w:r>
-            <w:proofErr w:type="spellStart"/>
-            <w:r>
-              <w:rPr>
-                <w:rFonts w:ascii="Calibri" w:eastAsia="Calibri" w:hAnsi="Calibri" w:cs="Calibri"/>
-                <w:color w:val="2C2C2C"/>
-              </w:rPr>
-              <w:t>WikiCamps</w:t>
-            </w:r>
-            <w:proofErr w:type="spellEnd"/>
-            <w:r>
-              <w:rPr>
-                <w:rFonts w:ascii="Calibri" w:eastAsia="Calibri" w:hAnsi="Calibri" w:cs="Calibri"/>
-                <w:color w:val="2C2C2C"/>
-              </w:rPr>
-              <w:t xml:space="preserve"> platform, delivering shared services across sites, forums, accounts, trips, and media modules.</w:t>
+              <w:t>• Contributed to a microservices-based architecture for the WikiCamps platform, delivering shared services across sites, forums, accounts, trips, and media modules.</w:t>
             </w:r>
           </w:p>
           <w:p>
@@ -840,30 +778,7 @@
                 <w:rFonts w:ascii="Calibri" w:eastAsia="Calibri" w:hAnsi="Calibri" w:cs="Calibri"/>
                 <w:color w:val="2C2C2C"/>
               </w:rPr>
-              <w:t xml:space="preserve">• Took ownership of the Admin Portal (Retool) for deals, bookings, and </w:t>
-            </w:r>
-            <w:proofErr w:type="spellStart"/>
-            <w:r>
-              <w:rPr>
-                <w:rFonts w:ascii="Calibri" w:eastAsia="Calibri" w:hAnsi="Calibri" w:cs="Calibri"/>
-                <w:color w:val="2C2C2C"/>
-              </w:rPr>
-              <w:t>WikiCamps</w:t>
-            </w:r>
-            <w:proofErr w:type="spellEnd"/>
-            <w:r>
-              <w:rPr>
-                <w:rFonts w:ascii="Calibri" w:eastAsia="Calibri" w:hAnsi="Calibri" w:cs="Calibri"/>
-                <w:color w:val="2C2C2C"/>
-              </w:rPr>
-              <w:t xml:space="preserve"> — including pages, resource/query con</w:t>
-            </w:r>
-            <w:r>
-              <w:rPr>
-                <w:rFonts w:ascii="Calibri" w:eastAsia="Calibri" w:hAnsi="Calibri" w:cs="Calibri"/>
-                <w:color w:val="2C2C2C"/>
-              </w:rPr>
-              <w:t>figuration, and multi-environment setup.</w:t>
+              <w:t>• Took ownership of the Admin Portal (Retool) for deals, bookings, and WikiCamps — including pages, resource/query configuration, and multi-environment setup.</w:t>
             </w:r>
           </w:p>
           <w:p>
@@ -889,30 +804,7 @@
                 <w:rFonts w:ascii="Calibri" w:eastAsia="Calibri" w:hAnsi="Calibri" w:cs="Calibri"/>
                 <w:color w:val="2C2C2C"/>
               </w:rPr>
-              <w:t>• Integrat</w:t>
-            </w:r>
-            <w:r>
-              <w:rPr>
-                <w:rFonts w:ascii="Calibri" w:eastAsia="Calibri" w:hAnsi="Calibri" w:cs="Calibri"/>
-                <w:color w:val="2C2C2C"/>
-              </w:rPr>
-              <w:t xml:space="preserve">ed external and internal services such as </w:t>
-            </w:r>
-            <w:proofErr w:type="spellStart"/>
-            <w:r>
-              <w:rPr>
-                <w:rFonts w:ascii="Calibri" w:eastAsia="Calibri" w:hAnsi="Calibri" w:cs="Calibri"/>
-                <w:color w:val="2C2C2C"/>
-              </w:rPr>
-              <w:t>BookEasy</w:t>
-            </w:r>
-            <w:proofErr w:type="spellEnd"/>
-            <w:r>
-              <w:rPr>
-                <w:rFonts w:ascii="Calibri" w:eastAsia="Calibri" w:hAnsi="Calibri" w:cs="Calibri"/>
-                <w:color w:val="2C2C2C"/>
-              </w:rPr>
-              <w:t xml:space="preserve"> (bookings), OSRM (routing) with Polly resilience policies, and Azure AI Search for content indexing.</w:t>
+              <w:t>• Integrated external and internal services such as BookEasy (bookings), OSRM (routing) with Polly resilience policies, and Azure AI Search for content indexing.</w:t>
             </w:r>
           </w:p>
           <w:p>
@@ -925,14 +817,7 @@
                 <w:rFonts w:ascii="Calibri" w:eastAsia="Calibri" w:hAnsi="Calibri" w:cs="Calibri"/>
                 <w:color w:val="2C2C2C"/>
               </w:rPr>
-              <w:t>• Used Cursor (repository-level rules, MCP for read-only Azure/SQL access) to support AI-assisted develo</w:t>
-            </w:r>
-            <w:r>
-              <w:rPr>
-                <w:rFonts w:ascii="Calibri" w:eastAsia="Calibri" w:hAnsi="Calibri" w:cs="Calibri"/>
-                <w:color w:val="2C2C2C"/>
-              </w:rPr>
-              <w:t>pment; ensured all changes were reviewed and validated before merge or execution.</w:t>
+              <w:t>• Used Cursor (repository-level rules, MCP for read-only Azure/SQL access) to support AI-assisted development; ensured all changes were reviewed and validated before merge or execution.</w:t>
             </w:r>
           </w:p>
           <w:p>
@@ -1015,14 +900,7 @@
                 <w:rFonts w:ascii="Calibri" w:eastAsia="Calibri" w:hAnsi="Calibri" w:cs="Calibri"/>
                 <w:color w:val="2C2C2C"/>
               </w:rPr>
-              <w:t>• Collaborated in the development of a highly scalable web application architecture utilizing A</w:t>
-            </w:r>
-            <w:r>
-              <w:rPr>
-                <w:rFonts w:ascii="Calibri" w:eastAsia="Calibri" w:hAnsi="Calibri" w:cs="Calibri"/>
-                <w:color w:val="2C2C2C"/>
-              </w:rPr>
-              <w:t>WS S3 and SQS for efficient and reliable storage and messaging solutions.</w:t>
+              <w:t>• Collaborated in the development of a highly scalable web application architecture utilizing AWS S3 and SQS for efficient and reliable storage and messaging solutions.</w:t>
             </w:r>
           </w:p>
           <w:p>
@@ -1035,23 +913,7 @@
                 <w:rFonts w:ascii="Calibri" w:eastAsia="Calibri" w:hAnsi="Calibri" w:cs="Calibri"/>
                 <w:color w:val="2C2C2C"/>
               </w:rPr>
-              <w:t xml:space="preserve">• Responsible for the design, development, refactoring, and maintenance of the </w:t>
-            </w:r>
-            <w:proofErr w:type="spellStart"/>
-            <w:r>
-              <w:rPr>
-                <w:rFonts w:ascii="Calibri" w:eastAsia="Calibri" w:hAnsi="Calibri" w:cs="Calibri"/>
-                <w:color w:val="2C2C2C"/>
-              </w:rPr>
-              <w:t>Optimatech</w:t>
-            </w:r>
-            <w:proofErr w:type="spellEnd"/>
-            <w:r>
-              <w:rPr>
-                <w:rFonts w:ascii="Calibri" w:eastAsia="Calibri" w:hAnsi="Calibri" w:cs="Calibri"/>
-                <w:color w:val="2C2C2C"/>
-              </w:rPr>
-              <w:t xml:space="preserve"> application, implementing efficient and reliable best software practices.</w:t>
+              <w:t>• Responsible for the design, development, refactoring, and maintenance of the Optimatech application, implementing efficient and reliable best software practices.</w:t>
             </w:r>
           </w:p>
           <w:p>
@@ -1064,14 +926,7 @@
                 <w:rFonts w:ascii="Calibri" w:eastAsia="Calibri" w:hAnsi="Calibri" w:cs="Calibri"/>
                 <w:color w:val="2C2C2C"/>
               </w:rPr>
-              <w:t xml:space="preserve">• Participated in </w:t>
-            </w:r>
-            <w:r>
-              <w:rPr>
-                <w:rFonts w:ascii="Calibri" w:eastAsia="Calibri" w:hAnsi="Calibri" w:cs="Calibri"/>
-                <w:color w:val="2C2C2C"/>
-              </w:rPr>
-              <w:t>code review sessions, enforcing coding standards and maintainability.</w:t>
+              <w:t>• Participated in code review sessions, enforcing coding standards and maintainability.</w:t>
             </w:r>
           </w:p>
           <w:p>
@@ -1084,14 +939,7 @@
                 <w:rFonts w:ascii="Calibri" w:eastAsia="Calibri" w:hAnsi="Calibri" w:cs="Calibri"/>
                 <w:color w:val="2C2C2C"/>
               </w:rPr>
-              <w:t>• Created and maintained top-notch functional and technical documentation using Confluence, resulting in a 50% improvement in knowledge sharing and software development and troubleshooti</w:t>
-            </w:r>
-            <w:r>
-              <w:rPr>
-                <w:rFonts w:ascii="Calibri" w:eastAsia="Calibri" w:hAnsi="Calibri" w:cs="Calibri"/>
-                <w:color w:val="2C2C2C"/>
-              </w:rPr>
-              <w:t>ng efficiency.</w:t>
+              <w:t>• Created and maintained top-notch functional and technical documentation using Confluence, resulting in a 50% improvement in knowledge sharing and software development and troubleshooting efficiency.</w:t>
             </w:r>
           </w:p>
           <w:p>
@@ -1104,23 +952,7 @@
                 <w:rFonts w:ascii="Calibri" w:eastAsia="Calibri" w:hAnsi="Calibri" w:cs="Calibri"/>
                 <w:color w:val="2C2C2C"/>
               </w:rPr>
-              <w:t xml:space="preserve">• Successfully deployed code to Test, UAT, and production environments using </w:t>
-            </w:r>
-            <w:proofErr w:type="spellStart"/>
-            <w:r>
-              <w:rPr>
-                <w:rFonts w:ascii="Calibri" w:eastAsia="Calibri" w:hAnsi="Calibri" w:cs="Calibri"/>
-                <w:color w:val="2C2C2C"/>
-              </w:rPr>
-              <w:t>Buildkite</w:t>
-            </w:r>
-            <w:proofErr w:type="spellEnd"/>
-            <w:r>
-              <w:rPr>
-                <w:rFonts w:ascii="Calibri" w:eastAsia="Calibri" w:hAnsi="Calibri" w:cs="Calibri"/>
-                <w:color w:val="2C2C2C"/>
-              </w:rPr>
-              <w:t>, ensuring minimal downtime and efficient releases.</w:t>
+              <w:t>• Successfully deployed code to Test, UAT, and production environments using Buildkite, ensuring minimal downtime and efficient releases.</w:t>
             </w:r>
           </w:p>
           <w:p>
@@ -1202,14 +1034,7 @@
                 <w:rFonts w:ascii="Calibri" w:eastAsia="Calibri" w:hAnsi="Calibri" w:cs="Calibri"/>
                 <w:color w:val="2C2C2C"/>
               </w:rPr>
-              <w:t>• Designed and delivered automation solutions by analyzing production workflows, collabo</w:t>
-            </w:r>
-            <w:r>
-              <w:rPr>
-                <w:rFonts w:ascii="Calibri" w:eastAsia="Calibri" w:hAnsi="Calibri" w:cs="Calibri"/>
-                <w:color w:val="2C2C2C"/>
-              </w:rPr>
-              <w:t>rating with users, and resolving system bottlenecks — increasing productivity by 75%, generating over MYR 1M in time savings, and implementing Poka-Yoke (mistake-proofing) processes.</w:t>
+              <w:t>• Designed and delivered automation solutions by analyzing production workflows, collaborating with users, and resolving system bottlenecks — increasing productivity by 75%, generating over MYR 1M in time savings, and implementing Poka-Yoke (mistake-proofing) processes.</w:t>
             </w:r>
           </w:p>
           <w:p>
@@ -1222,14 +1047,7 @@
                 <w:rFonts w:ascii="Calibri" w:eastAsia="Calibri" w:hAnsi="Calibri" w:cs="Calibri"/>
                 <w:color w:val="2C2C2C"/>
               </w:rPr>
-              <w:t xml:space="preserve">• Administered over 100 servers running on physical, VMware, and Hyper-V </w:t>
-            </w:r>
-            <w:r>
-              <w:rPr>
-                <w:rFonts w:ascii="Calibri" w:eastAsia="Calibri" w:hAnsi="Calibri" w:cs="Calibri"/>
-                <w:color w:val="2C2C2C"/>
-              </w:rPr>
-              <w:t>infrastructure, including in-house and Japan Software databases running on Oracle and MS SQL.</w:t>
+              <w:t>• Administered over 100 servers running on physical, VMware, and Hyper-V infrastructure, including in-house and Japan Software databases running on Oracle and MS SQL.</w:t>
             </w:r>
           </w:p>
           <w:p>
@@ -1243,14 +1061,7 @@
                 <w:color w:val="2C2C2C"/>
               </w:rPr>
               <w:lastRenderedPageBreak/>
-              <w:t xml:space="preserve">• </w:t>
-            </w:r>
-            <w:r>
-              <w:rPr>
-                <w:rFonts w:ascii="Calibri" w:eastAsia="Calibri" w:hAnsi="Calibri" w:cs="Calibri"/>
-                <w:color w:val="2C2C2C"/>
-              </w:rPr>
-              <w:t>Developed system integrations between SAP and MES, automating material master registration and production planning processes.</w:t>
+              <w:t>• Developed system integrations between SAP and MES, automating material master registration and production planning processes.</w:t>
             </w:r>
           </w:p>
           <w:p>
@@ -1263,14 +1074,7 @@
                 <w:rFonts w:ascii="Calibri" w:eastAsia="Calibri" w:hAnsi="Calibri" w:cs="Calibri"/>
                 <w:color w:val="2C2C2C"/>
               </w:rPr>
-              <w:t>• Built interactive management dashboards and analytics using TIBCO Spotfire, enabling faster operational insights and decision-ma</w:t>
-            </w:r>
-            <w:r>
-              <w:rPr>
-                <w:rFonts w:ascii="Calibri" w:eastAsia="Calibri" w:hAnsi="Calibri" w:cs="Calibri"/>
-                <w:color w:val="2C2C2C"/>
-              </w:rPr>
-              <w:t>king.</w:t>
+              <w:t>• Built interactive management dashboards and analytics using TIBCO Spotfire, enabling faster operational insights and decision-making.</w:t>
             </w:r>
           </w:p>
           <w:p>
@@ -1313,31 +1117,7 @@
                 <w:sz w:val="22"/>
                 <w:szCs w:val="22"/>
               </w:rPr>
-              <w:t xml:space="preserve">Grand Dragon Resorts, </w:t>
-            </w:r>
-            <w:proofErr w:type="spellStart"/>
-            <w:r>
-              <w:rPr>
-                <w:rFonts w:ascii="Calibri" w:eastAsia="Calibri" w:hAnsi="Calibri" w:cs="Calibri"/>
-                <w:b/>
-                <w:bCs/>
-                <w:color w:val="1E7F76"/>
-                <w:sz w:val="22"/>
-                <w:szCs w:val="22"/>
-              </w:rPr>
-              <w:t>Chrey</w:t>
-            </w:r>
-            <w:proofErr w:type="spellEnd"/>
-            <w:r>
-              <w:rPr>
-                <w:rFonts w:ascii="Calibri" w:eastAsia="Calibri" w:hAnsi="Calibri" w:cs="Calibri"/>
-                <w:b/>
-                <w:bCs/>
-                <w:color w:val="1E7F76"/>
-                <w:sz w:val="22"/>
-                <w:szCs w:val="22"/>
-              </w:rPr>
-              <w:t xml:space="preserve"> Thom, Cambodia</w:t>
+              <w:t>Grand Dragon Resorts, Chrey Thom, Cambodia</w:t>
             </w:r>
           </w:p>
           <w:p>
@@ -1363,14 +1143,7 @@
                 <w:rFonts w:ascii="Calibri" w:eastAsia="Calibri" w:hAnsi="Calibri" w:cs="Calibri"/>
                 <w:color w:val="2C2C2C"/>
               </w:rPr>
-              <w:t>• As IT Executive: delivered in-h</w:t>
-            </w:r>
-            <w:r>
-              <w:rPr>
-                <w:rFonts w:ascii="Calibri" w:eastAsia="Calibri" w:hAnsi="Calibri" w:cs="Calibri"/>
-                <w:color w:val="2C2C2C"/>
-              </w:rPr>
-              <w:t>ouse Point of Sales (POS), Casino Management (CMS), and Automated Timekeeping System with Biometric (ATS); fully automated previously manual processes where applicable.</w:t>
+              <w:t>• As IT Executive: delivered in-house Point of Sales (POS), Casino Management (CMS), and Automated Timekeeping System with Biometric (ATS); fully automated previously manual processes where applicable.</w:t>
             </w:r>
           </w:p>
           <w:p>
@@ -1413,18 +1186,7 @@
                 <w:sz w:val="22"/>
                 <w:szCs w:val="22"/>
               </w:rPr>
-              <w:t>Subic Bay Yacht Club, Subic Bay Olong</w:t>
-            </w:r>
-            <w:r>
-              <w:rPr>
-                <w:rFonts w:ascii="Calibri" w:eastAsia="Calibri" w:hAnsi="Calibri" w:cs="Calibri"/>
-                <w:b/>
-                <w:bCs/>
-                <w:color w:val="1E7F76"/>
-                <w:sz w:val="22"/>
-                <w:szCs w:val="22"/>
-              </w:rPr>
-              <w:t>apo, Philippines</w:t>
+              <w:t>Subic Bay Yacht Club, Subic Bay Olongapo, Philippines</w:t>
             </w:r>
           </w:p>
           <w:p>
@@ -1437,23 +1199,7 @@
                 <w:rFonts w:ascii="Calibri" w:eastAsia="Calibri" w:hAnsi="Calibri" w:cs="Calibri"/>
                 <w:color w:val="2C2C2C"/>
               </w:rPr>
-              <w:t xml:space="preserve">• As Senior Programmer: designed and built club systems covering employment, payroll, timekeeping, billing/collections, accounts payable, and POS for revenue </w:t>
-            </w:r>
-            <w:proofErr w:type="spellStart"/>
-            <w:r>
-              <w:rPr>
-                <w:rFonts w:ascii="Calibri" w:eastAsia="Calibri" w:hAnsi="Calibri" w:cs="Calibri"/>
-                <w:color w:val="2C2C2C"/>
-              </w:rPr>
-              <w:t>centres</w:t>
-            </w:r>
-            <w:proofErr w:type="spellEnd"/>
-            <w:r>
-              <w:rPr>
-                <w:rFonts w:ascii="Calibri" w:eastAsia="Calibri" w:hAnsi="Calibri" w:cs="Calibri"/>
-                <w:color w:val="2C2C2C"/>
-              </w:rPr>
-              <w:t xml:space="preserve"> and retail.</w:t>
+              <w:t>• As Senior Programmer: designed and built club systems covering employment, payroll, timekeeping, billing/collections, accounts payable, and POS for revenue centres and retail.</w:t>
             </w:r>
           </w:p>
           <w:p>
@@ -1466,14 +1212,7 @@
                 <w:rFonts w:ascii="Calibri" w:eastAsia="Calibri" w:hAnsi="Calibri" w:cs="Calibri"/>
                 <w:color w:val="2C2C2C"/>
               </w:rPr>
-              <w:t>• Administered Windows Server, SCO UNIX, Novell NetWare, Orac</w:t>
-            </w:r>
-            <w:r>
-              <w:rPr>
-                <w:rFonts w:ascii="Calibri" w:eastAsia="Calibri" w:hAnsi="Calibri" w:cs="Calibri"/>
-                <w:color w:val="2C2C2C"/>
-              </w:rPr>
-              <w:t>le OPERA 4.04 PMS, and Micros-Fidelio; handled database tuning, indexing, and security.</w:t>
+              <w:t>• Administered Windows Server, SCO UNIX, Novell NetWare, Oracle OPERA 4.04 PMS, and Micros-Fidelio; handled database tuning, indexing, and security.</w:t>
             </w:r>
           </w:p>
           <w:p>
@@ -1486,14 +1225,7 @@
                 <w:rFonts w:ascii="Calibri" w:eastAsia="Calibri" w:hAnsi="Calibri" w:cs="Calibri"/>
                 <w:color w:val="2C2C2C"/>
               </w:rPr>
-              <w:t xml:space="preserve">• As Junior Programmer: performed day-to-day monitoring of systems and databases (99% uptime target), built custom programs, evaluated vendors, and provided front-line </w:t>
-            </w:r>
-            <w:r>
-              <w:rPr>
-                <w:rFonts w:ascii="Calibri" w:eastAsia="Calibri" w:hAnsi="Calibri" w:cs="Calibri"/>
-                <w:color w:val="2C2C2C"/>
-              </w:rPr>
-              <w:t>IT support for members and staff.</w:t>
+              <w:t>• As Junior Programmer: performed day-to-day monitoring of systems and databases (99% uptime target), built custom programs, evaluated vendors, and provided front-line IT support for members and staff.</w:t>
             </w:r>
           </w:p>
           <w:p>
@@ -1527,21 +1259,12 @@
               </w:rPr>
               <w:t xml:space="preserve">• </w:t>
             </w:r>
-            <w:proofErr w:type="spellStart"/>
-            <w:r>
-              <w:rPr>
-                <w:rFonts w:ascii="Calibri" w:eastAsia="Calibri" w:hAnsi="Calibri" w:cs="Calibri"/>
-                <w:color w:val="2C2C2C"/>
-              </w:rPr>
-              <w:t>OpenAI</w:t>
-            </w:r>
-            <w:proofErr w:type="spellEnd"/>
-            <w:r>
-              <w:rPr>
-                <w:rFonts w:ascii="Calibri" w:eastAsia="Calibri" w:hAnsi="Calibri" w:cs="Calibri"/>
-                <w:color w:val="2C2C2C"/>
-              </w:rPr>
-              <w:t xml:space="preserve"> Academy: Agent and Workflows (2026)</w:t>
+            <w:r>
+              <w:rPr>
+                <w:rFonts w:ascii="Calibri" w:eastAsia="Calibri" w:hAnsi="Calibri" w:cs="Calibri"/>
+                <w:color w:val="2C2C2C"/>
+              </w:rPr>
+              <w:t>OpenAI Academy: Agent and Workflows (2026)</w:t>
             </w:r>
           </w:p>
           <w:p>
@@ -1581,23 +1304,7 @@
                 <w:rFonts w:ascii="Calibri" w:eastAsia="Calibri" w:hAnsi="Calibri" w:cs="Calibri"/>
                 <w:color w:val="2C2C2C"/>
               </w:rPr>
-              <w:t xml:space="preserve">QS101: N8N </w:t>
-            </w:r>
-            <w:proofErr w:type="spellStart"/>
-            <w:r>
-              <w:rPr>
-                <w:rFonts w:ascii="Calibri" w:eastAsia="Calibri" w:hAnsi="Calibri" w:cs="Calibri"/>
-                <w:color w:val="2C2C2C"/>
-              </w:rPr>
-              <w:t>Quickstart</w:t>
-            </w:r>
-            <w:proofErr w:type="spellEnd"/>
-            <w:r>
-              <w:rPr>
-                <w:rFonts w:ascii="Calibri" w:eastAsia="Calibri" w:hAnsi="Calibri" w:cs="Calibri"/>
-                <w:color w:val="2C2C2C"/>
-              </w:rPr>
-              <w:t xml:space="preserve"> (2026)</w:t>
+              <w:t>QS101: N8N Quickstart (2026)</w:t>
             </w:r>
           </w:p>
           <w:p>
@@ -1617,23 +1324,7 @@
                 <w:rFonts w:ascii="Calibri" w:eastAsia="Calibri" w:hAnsi="Calibri" w:cs="Calibri"/>
                 <w:color w:val="2C2C2C"/>
               </w:rPr>
-              <w:t xml:space="preserve">The Complete </w:t>
-            </w:r>
-            <w:proofErr w:type="spellStart"/>
-            <w:r>
-              <w:rPr>
-                <w:rFonts w:ascii="Calibri" w:eastAsia="Calibri" w:hAnsi="Calibri" w:cs="Calibri"/>
-                <w:color w:val="2C2C2C"/>
-              </w:rPr>
-              <w:t>ReactJs</w:t>
-            </w:r>
-            <w:proofErr w:type="spellEnd"/>
-            <w:r>
-              <w:rPr>
-                <w:rFonts w:ascii="Calibri" w:eastAsia="Calibri" w:hAnsi="Calibri" w:cs="Calibri"/>
-                <w:color w:val="2C2C2C"/>
-              </w:rPr>
-              <w:t xml:space="preserve"> Course - Basics to Advanced (2026)</w:t>
+              <w:t>The Complete ReactJs Course - Basics to Advanced (2026)</w:t>
             </w:r>
           </w:p>
           <w:p>
@@ -1819,14 +1510,7 @@
                 <w:rFonts w:ascii="Calibri" w:eastAsia="Calibri" w:hAnsi="Calibri" w:cs="Calibri"/>
                 <w:color w:val="2C2C2C"/>
               </w:rPr>
-              <w:t xml:space="preserve"> — </w:t>
-            </w:r>
-            <w:r>
-              <w:rPr>
-                <w:rFonts w:ascii="Calibri" w:eastAsia="Calibri" w:hAnsi="Calibri" w:cs="Calibri"/>
-                <w:color w:val="2C2C2C"/>
-              </w:rPr>
-              <w:t>STI-College Olongapo 2004</w:t>
+              <w:t xml:space="preserve"> — STI-College Olongapo 2004</w:t>
             </w:r>
           </w:p>
           <w:p>
@@ -1849,46 +1533,7 @@
                 <w:rFonts w:ascii="Calibri" w:eastAsia="Calibri" w:hAnsi="Calibri" w:cs="Calibri"/>
                 <w:color w:val="2C2C2C"/>
               </w:rPr>
-              <w:t xml:space="preserve">Two-time Champion in 'INTO PROGRAMMING' </w:t>
-            </w:r>
-            <w:proofErr w:type="spellStart"/>
-            <w:r>
-              <w:rPr>
-                <w:rFonts w:ascii="Calibri" w:eastAsia="Calibri" w:hAnsi="Calibri" w:cs="Calibri"/>
-                <w:color w:val="2C2C2C"/>
-              </w:rPr>
-              <w:t>Tagisan</w:t>
-            </w:r>
-            <w:proofErr w:type="spellEnd"/>
-            <w:r>
-              <w:rPr>
-                <w:rFonts w:ascii="Calibri" w:eastAsia="Calibri" w:hAnsi="Calibri" w:cs="Calibri"/>
-                <w:color w:val="2C2C2C"/>
-              </w:rPr>
-              <w:t xml:space="preserve"> ng </w:t>
-            </w:r>
-            <w:proofErr w:type="spellStart"/>
-            <w:r>
-              <w:rPr>
-                <w:rFonts w:ascii="Calibri" w:eastAsia="Calibri" w:hAnsi="Calibri" w:cs="Calibri"/>
-                <w:color w:val="2C2C2C"/>
-              </w:rPr>
-              <w:t>Talino</w:t>
-            </w:r>
-            <w:proofErr w:type="spellEnd"/>
-            <w:r>
-              <w:rPr>
-                <w:rFonts w:ascii="Calibri" w:eastAsia="Calibri" w:hAnsi="Calibri" w:cs="Calibri"/>
-                <w:color w:val="2C2C2C"/>
-              </w:rPr>
-              <w:t xml:space="preserve"> (Regional and National Level), Deans Lister and Honorable Mention and Pr</w:t>
-            </w:r>
-            <w:r>
-              <w:rPr>
-                <w:rFonts w:ascii="Calibri" w:eastAsia="Calibri" w:hAnsi="Calibri" w:cs="Calibri"/>
-                <w:color w:val="2C2C2C"/>
-              </w:rPr>
-              <w:t>ogrammer of the Year</w:t>
+              <w:t>Two-time Champion in 'INTO PROGRAMMING' Tagisan ng Talino (Regional and National Level), Deans Lister and Honorable Mention and Programmer of the Year</w:t>
             </w:r>
           </w:p>
           <w:p>
@@ -2693,6 +2338,18 @@
       <w:szCs w:val="20"/>
     </w:rPr>
   </w:style>
+  <w:style w:type="character" w:styleId="UnresolvedMention">
+    <w:name w:val="Unresolved Mention"/>
+    <w:basedOn w:val="DefaultParagraphFont"/>
+    <w:uiPriority w:val="99"/>
+    <w:semiHidden/>
+    <w:unhideWhenUsed/>
+    <w:rsid w:val="008007C7"/>
+    <w:rPr>
+      <w:color w:val="605E5C"/>
+      <w:shd w:val="clear" w:color="auto" w:fill="E1DFDD"/>
+    </w:rPr>
+  </w:style>
 </w:styles>
 </file>
 

--- a/public/documents/CV_Patrick_Gonzaga.docx
+++ b/public/documents/CV_Patrick_Gonzaga.docx
@@ -469,7 +469,7 @@
                 <w:sz w:val="22"/>
                 <w:szCs w:val="22"/>
               </w:rPr>
-              <w:t>AI</w:t>
+              <w:t xml:space="preserve">AI </w:t>
             </w:r>
             <w:r>
               <w:rPr>
@@ -480,7 +480,18 @@
                 <w:sz w:val="22"/>
                 <w:szCs w:val="22"/>
               </w:rPr>
-              <w:t xml:space="preserve"> Workflows</w:t>
+              <w:t xml:space="preserve">Automation </w:t>
+            </w:r>
+            <w:r>
+              <w:rPr>
+                <w:rFonts w:ascii="Calibri" w:eastAsia="Calibri" w:hAnsi="Calibri" w:cs="Calibri"/>
+                <w:b/>
+                <w:bCs/>
+                <w:color w:val="FFFFFF"/>
+                <w:sz w:val="22"/>
+                <w:szCs w:val="22"/>
+              </w:rPr>
+              <w:t>Workflows</w:t>
             </w:r>
           </w:p>
           <w:p>

--- a/public/documents/CV_Patrick_Gonzaga.docx
+++ b/public/documents/CV_Patrick_Gonzaga.docx
@@ -503,27 +503,8 @@
                 <w:rFonts w:ascii="Calibri" w:eastAsia="Calibri" w:hAnsi="Calibri" w:cs="Calibri"/>
                 <w:color w:val="E2E8EE"/>
               </w:rPr>
-              <w:t>N8n, Zapier, Make.</w:t>
-            </w:r>
-            <w:r>
-              <w:rPr>
-                <w:rFonts w:ascii="Calibri" w:eastAsia="Calibri" w:hAnsi="Calibri" w:cs="Calibri"/>
-                <w:color w:val="E2E8EE"/>
-              </w:rPr>
-              <w:t>c</w:t>
-            </w:r>
-            <w:r>
-              <w:rPr>
-                <w:rFonts w:ascii="Calibri" w:eastAsia="Calibri" w:hAnsi="Calibri" w:cs="Calibri"/>
-                <w:color w:val="E2E8EE"/>
-              </w:rPr>
-              <w:t>om, Go HighLevel</w:t>
-            </w:r>
-          </w:p>
-          <w:p>
-            <w:pPr>
-              <w:spacing w:after="120"/>
-            </w:pPr>
+              <w:t>N8n, Zapier</w:t>
+            </w:r>
           </w:p>
         </w:tc>
         <w:tc>

--- a/public/documents/CV_Patrick_Gonzaga.docx
+++ b/public/documents/CV_Patrick_Gonzaga.docx
@@ -49,8 +49,8 @@
                 <w:b/>
                 <w:bCs/>
                 <w:color w:val="FFFFFF"/>
-                <w:sz w:val="38"/>
-                <w:szCs w:val="38"/>
+                <w:sz w:val="36"/>
+                <w:szCs w:val="36"/>
               </w:rPr>
               <w:t>PATRICK JAMES</w:t>
             </w:r>
@@ -69,8 +69,8 @@
                 <w:b/>
                 <w:bCs/>
                 <w:color w:val="FFFFFF"/>
-                <w:sz w:val="38"/>
-                <w:szCs w:val="38"/>
+                <w:sz w:val="36"/>
+                <w:szCs w:val="36"/>
               </w:rPr>
               <w:t>LEE GONZAGA</w:t>
             </w:r>
@@ -273,8 +273,17 @@
                 <w:rFonts w:ascii="Calibri" w:eastAsia="Calibri" w:hAnsi="Calibri" w:cs="Calibri"/>
                 <w:color w:val="E2E8EE"/>
               </w:rPr>
-              <w:t>C# · ASP.NET Core · EF Core · VB.NET · REST/OpenAPI</w:t>
-            </w:r>
+              <w:t>C# · ASP.NET Core · EF Core · VB.NET · REST/</w:t>
+            </w:r>
+            <w:proofErr w:type="spellStart"/>
+            <w:r>
+              <w:rPr>
+                <w:rFonts w:ascii="Calibri" w:eastAsia="Calibri" w:hAnsi="Calibri" w:cs="Calibri"/>
+                <w:color w:val="E2E8EE"/>
+              </w:rPr>
+              <w:t>OpenAPI</w:t>
+            </w:r>
+            <w:proofErr w:type="spellEnd"/>
           </w:p>
           <w:p>
             <w:pPr>
@@ -301,7 +310,23 @@
                 <w:rFonts w:ascii="Calibri" w:eastAsia="Calibri" w:hAnsi="Calibri" w:cs="Calibri"/>
                 <w:color w:val="E2E8EE"/>
               </w:rPr>
-              <w:t>Azure (App Config, Key Vault, App Insights, Service Bus, Blob Storage, Redis, Functions) · AWS (S3, SQS) · Azure DevOps · Buildkite · Git</w:t>
+              <w:t xml:space="preserve">Azure (App Config, Key Vault, App Insights, Service Bus, Blob Storage, Redis, Functions) · AWS (S3, SQS) · Azure DevOps · </w:t>
+            </w:r>
+            <w:proofErr w:type="spellStart"/>
+            <w:r>
+              <w:rPr>
+                <w:rFonts w:ascii="Calibri" w:eastAsia="Calibri" w:hAnsi="Calibri" w:cs="Calibri"/>
+                <w:color w:val="E2E8EE"/>
+              </w:rPr>
+              <w:t>Buildkite</w:t>
+            </w:r>
+            <w:proofErr w:type="spellEnd"/>
+            <w:r>
+              <w:rPr>
+                <w:rFonts w:ascii="Calibri" w:eastAsia="Calibri" w:hAnsi="Calibri" w:cs="Calibri"/>
+                <w:color w:val="E2E8EE"/>
+              </w:rPr>
+              <w:t xml:space="preserve"> · Git</w:t>
             </w:r>
           </w:p>
           <w:p>
@@ -644,35 +669,7 @@
                 <w:rFonts w:ascii="Calibri" w:eastAsia="Calibri" w:hAnsi="Calibri" w:cs="Calibri"/>
                 <w:b/>
                 <w:bCs/>
-                <w:color w:val="24344A"/>
-                <w:sz w:val="24"/>
-                <w:szCs w:val="24"/>
-              </w:rPr>
-              <w:t>EMAPTA, PNB Manila, Philippines</w:t>
-            </w:r>
-            <w:r>
-              <w:rPr>
-                <w:rFonts w:ascii="Calibri" w:eastAsia="Calibri" w:hAnsi="Calibri" w:cs="Calibri"/>
-                <w:color w:val="6B7280"/>
-              </w:rPr>
-              <w:tab/>
-              <w:t>2021 – Present</w:t>
-            </w:r>
-            <w:r>
-              <w:rPr>
-                <w:rFonts w:ascii="Calibri" w:eastAsia="Calibri" w:hAnsi="Calibri" w:cs="Calibri"/>
-                <w:color w:val="6B7280"/>
-              </w:rPr>
-              <w:br/>
-            </w:r>
-            <w:r>
-              <w:rPr>
-                <w:rFonts w:ascii="Calibri" w:eastAsia="Calibri" w:hAnsi="Calibri" w:cs="Calibri"/>
-                <w:b/>
-                <w:bCs/>
-                <w:i/>
-                <w:iCs/>
-                <w:color w:val="1E7F76"/>
+                <w:color w:val="2C2C2C"/>
                 <w:sz w:val="22"/>
                 <w:szCs w:val="22"/>
               </w:rPr>
@@ -700,35 +697,53 @@
             <w:r>
               <w:rPr>
                 <w:rFonts w:ascii="Calibri" w:eastAsia="Calibri" w:hAnsi="Calibri" w:cs="Calibri"/>
+                <w:b/>
+                <w:bCs/>
+                <w:color w:val="1E7F76"/>
+              </w:rPr>
+              <w:t>Discovery Holiday Parks</w:t>
+            </w:r>
+            <w:r>
+              <w:rPr>
+                <w:rFonts w:ascii="Calibri" w:eastAsia="Calibri" w:hAnsi="Calibri" w:cs="Calibri"/>
+                <w:b/>
+                <w:bCs/>
+                <w:color w:val="1E7F76"/>
+              </w:rPr>
+              <w:t xml:space="preserve"> AU</w:t>
+            </w:r>
+            <w:r>
+              <w:rPr>
+                <w:rFonts w:ascii="Calibri" w:eastAsia="Calibri" w:hAnsi="Calibri" w:cs="Calibri"/>
+                <w:b/>
+                <w:bCs/>
+                <w:color w:val="1E7F76"/>
+              </w:rPr>
+              <w:t xml:space="preserve"> Client @ </w:t>
+            </w:r>
+            <w:proofErr w:type="spellStart"/>
+            <w:r>
+              <w:rPr>
+                <w:rFonts w:ascii="Calibri" w:eastAsia="Calibri" w:hAnsi="Calibri" w:cs="Calibri"/>
+                <w:b/>
+                <w:bCs/>
+                <w:color w:val="1E7F76"/>
+              </w:rPr>
+              <w:t>Emapta</w:t>
+            </w:r>
+            <w:proofErr w:type="spellEnd"/>
+            <w:r>
+              <w:rPr>
+                <w:rFonts w:ascii="Calibri" w:eastAsia="Calibri" w:hAnsi="Calibri" w:cs="Calibri"/>
                 <w:i/>
                 <w:iCs/>
                 <w:color w:val="6B7280"/>
               </w:rPr>
-              <w:t>Client: Discovery Holiday Parks</w:t>
-            </w:r>
-            <w:r>
-              <w:rPr>
-                <w:rFonts w:ascii="Calibri" w:eastAsia="Calibri" w:hAnsi="Calibri" w:cs="Calibri"/>
-                <w:i/>
-                <w:iCs/>
-                <w:color w:val="6B7280"/>
-              </w:rPr>
-              <w:t xml:space="preserve"> AU</w:t>
-            </w:r>
-            <w:r>
-              <w:rPr>
-                <w:rFonts w:ascii="Calibri" w:eastAsia="Calibri" w:hAnsi="Calibri" w:cs="Calibri"/>
-                <w:i/>
-                <w:iCs/>
-                <w:color w:val="6B7280"/>
-              </w:rPr>
               <w:br/>
             </w:r>
             <w:r>
               <w:rPr>
                 <w:rFonts w:ascii="Calibri" w:eastAsia="Calibri" w:hAnsi="Calibri" w:cs="Calibri"/>
-                <w:i/>
-                <w:iCs/>
                 <w:color w:val="1E7F76"/>
               </w:rPr>
               <w:t>https://discoveryholidayparks.com.au · https://wikicamps.com.au</w:t>
@@ -744,7 +759,23 @@
                 <w:rFonts w:ascii="Calibri" w:eastAsia="Calibri" w:hAnsi="Calibri" w:cs="Calibri"/>
                 <w:color w:val="2C2C2C"/>
               </w:rPr>
-              <w:t>• Built and maintained the Deals and WikiCamps domain, focusing on RESTful API implementation and EF Core data access for reliable, scalable platform integration.</w:t>
+              <w:t xml:space="preserve">• Built and maintained the Deals and </w:t>
+            </w:r>
+            <w:proofErr w:type="spellStart"/>
+            <w:r>
+              <w:rPr>
+                <w:rFonts w:ascii="Calibri" w:eastAsia="Calibri" w:hAnsi="Calibri" w:cs="Calibri"/>
+                <w:color w:val="2C2C2C"/>
+              </w:rPr>
+              <w:t>WikiCamps</w:t>
+            </w:r>
+            <w:proofErr w:type="spellEnd"/>
+            <w:r>
+              <w:rPr>
+                <w:rFonts w:ascii="Calibri" w:eastAsia="Calibri" w:hAnsi="Calibri" w:cs="Calibri"/>
+                <w:color w:val="2C2C2C"/>
+              </w:rPr>
+              <w:t xml:space="preserve"> domain, focusing on RESTful API implementation and EF Core data access for reliable, scalable platform integration.</w:t>
             </w:r>
           </w:p>
           <w:p>
@@ -757,7 +788,23 @@
                 <w:rFonts w:ascii="Calibri" w:eastAsia="Calibri" w:hAnsi="Calibri" w:cs="Calibri"/>
                 <w:color w:val="2C2C2C"/>
               </w:rPr>
-              <w:t>• Contributed to a microservices-based architecture for the WikiCamps platform, delivering shared services across sites, forums, accounts, trips, and media modules.</w:t>
+              <w:t xml:space="preserve">• Contributed to a microservices-based architecture for the </w:t>
+            </w:r>
+            <w:proofErr w:type="spellStart"/>
+            <w:r>
+              <w:rPr>
+                <w:rFonts w:ascii="Calibri" w:eastAsia="Calibri" w:hAnsi="Calibri" w:cs="Calibri"/>
+                <w:color w:val="2C2C2C"/>
+              </w:rPr>
+              <w:t>WikiCamps</w:t>
+            </w:r>
+            <w:proofErr w:type="spellEnd"/>
+            <w:r>
+              <w:rPr>
+                <w:rFonts w:ascii="Calibri" w:eastAsia="Calibri" w:hAnsi="Calibri" w:cs="Calibri"/>
+                <w:color w:val="2C2C2C"/>
+              </w:rPr>
+              <w:t xml:space="preserve"> platform, delivering shared services across sites, forums, accounts, trips, and media modules.</w:t>
             </w:r>
           </w:p>
           <w:p>
@@ -770,7 +817,23 @@
                 <w:rFonts w:ascii="Calibri" w:eastAsia="Calibri" w:hAnsi="Calibri" w:cs="Calibri"/>
                 <w:color w:val="2C2C2C"/>
               </w:rPr>
-              <w:t>• Took ownership of the Admin Portal (Retool) for deals, bookings, and WikiCamps — including pages, resource/query configuration, and multi-environment setup.</w:t>
+              <w:t xml:space="preserve">• Took ownership of the Admin Portal (Retool) for deals, bookings, and </w:t>
+            </w:r>
+            <w:proofErr w:type="spellStart"/>
+            <w:r>
+              <w:rPr>
+                <w:rFonts w:ascii="Calibri" w:eastAsia="Calibri" w:hAnsi="Calibri" w:cs="Calibri"/>
+                <w:color w:val="2C2C2C"/>
+              </w:rPr>
+              <w:t>WikiCamps</w:t>
+            </w:r>
+            <w:proofErr w:type="spellEnd"/>
+            <w:r>
+              <w:rPr>
+                <w:rFonts w:ascii="Calibri" w:eastAsia="Calibri" w:hAnsi="Calibri" w:cs="Calibri"/>
+                <w:color w:val="2C2C2C"/>
+              </w:rPr>
+              <w:t xml:space="preserve"> — including pages, resource/query configuration, and multi-environment setup.</w:t>
             </w:r>
           </w:p>
           <w:p>
@@ -796,7 +859,23 @@
                 <w:rFonts w:ascii="Calibri" w:eastAsia="Calibri" w:hAnsi="Calibri" w:cs="Calibri"/>
                 <w:color w:val="2C2C2C"/>
               </w:rPr>
-              <w:t>• Integrated external and internal services such as BookEasy (bookings), OSRM (routing) with Polly resilience policies, and Azure AI Search for content indexing.</w:t>
+              <w:t xml:space="preserve">• Integrated external and internal services such as </w:t>
+            </w:r>
+            <w:proofErr w:type="spellStart"/>
+            <w:r>
+              <w:rPr>
+                <w:rFonts w:ascii="Calibri" w:eastAsia="Calibri" w:hAnsi="Calibri" w:cs="Calibri"/>
+                <w:color w:val="2C2C2C"/>
+              </w:rPr>
+              <w:t>BookEasy</w:t>
+            </w:r>
+            <w:proofErr w:type="spellEnd"/>
+            <w:r>
+              <w:rPr>
+                <w:rFonts w:ascii="Calibri" w:eastAsia="Calibri" w:hAnsi="Calibri" w:cs="Calibri"/>
+                <w:color w:val="2C2C2C"/>
+              </w:rPr>
+              <w:t xml:space="preserve"> (bookings), OSRM (routing) with Polly resilience policies, and Azure AI Search for content indexing.</w:t>
             </w:r>
           </w:p>
           <w:p>
@@ -824,11 +903,9 @@
                 <w:rFonts w:ascii="Calibri" w:eastAsia="Calibri" w:hAnsi="Calibri" w:cs="Calibri"/>
                 <w:b/>
                 <w:bCs/>
-                <w:i/>
-                <w:iCs/>
-                <w:color w:val="1E7F76"/>
-                <w:sz w:val="22"/>
-                <w:szCs w:val="22"/>
+                <w:color w:val="2C2C2C"/>
+                <w:sz w:val="24"/>
+                <w:szCs w:val="24"/>
               </w:rPr>
               <w:t>.NET Developer</w:t>
             </w:r>
@@ -845,6 +922,44 @@
             <w:pPr>
               <w:spacing w:after="100"/>
             </w:pPr>
+            <w:r>
+              <w:rPr>
+                <w:rFonts w:ascii="Calibri" w:eastAsia="Calibri" w:hAnsi="Calibri" w:cs="Calibri"/>
+                <w:b/>
+                <w:bCs/>
+                <w:color w:val="1E7F76"/>
+              </w:rPr>
+              <w:t>Optima Technology A</w:t>
+            </w:r>
+            <w:r>
+              <w:rPr>
+                <w:rFonts w:ascii="Calibri" w:eastAsia="Calibri" w:hAnsi="Calibri" w:cs="Calibri"/>
+                <w:b/>
+                <w:bCs/>
+                <w:color w:val="1E7F76"/>
+              </w:rPr>
+              <w:t>U</w:t>
+            </w:r>
+            <w:r>
+              <w:rPr>
+                <w:rFonts w:ascii="Calibri" w:eastAsia="Calibri" w:hAnsi="Calibri" w:cs="Calibri"/>
+                <w:b/>
+                <w:bCs/>
+                <w:color w:val="1E7F76"/>
+              </w:rPr>
+              <w:t xml:space="preserve"> Client @ </w:t>
+            </w:r>
+            <w:proofErr w:type="spellStart"/>
+            <w:r>
+              <w:rPr>
+                <w:rFonts w:ascii="Calibri" w:eastAsia="Calibri" w:hAnsi="Calibri" w:cs="Calibri"/>
+                <w:b/>
+                <w:bCs/>
+                <w:color w:val="1E7F76"/>
+              </w:rPr>
+              <w:t>Emapta</w:t>
+            </w:r>
+            <w:proofErr w:type="spellEnd"/>
             <w:r>
               <w:rPr>
                 <w:rFonts w:ascii="Calibri" w:eastAsia="Calibri" w:hAnsi="Calibri" w:cs="Calibri"/>
@@ -852,31 +967,11 @@
                 <w:iCs/>
                 <w:color w:val="6B7280"/>
               </w:rPr>
-              <w:t>Client: Optima Technology A</w:t>
-            </w:r>
-            <w:r>
-              <w:rPr>
-                <w:rFonts w:ascii="Calibri" w:eastAsia="Calibri" w:hAnsi="Calibri" w:cs="Calibri"/>
-                <w:i/>
-                <w:iCs/>
-                <w:color w:val="6B7280"/>
-              </w:rPr>
-              <w:t>U</w:t>
-            </w:r>
-            <w:r>
-              <w:rPr>
-                <w:rFonts w:ascii="Calibri" w:eastAsia="Calibri" w:hAnsi="Calibri" w:cs="Calibri"/>
-                <w:i/>
-                <w:iCs/>
-                <w:color w:val="6B7280"/>
-              </w:rPr>
               <w:br/>
             </w:r>
             <w:r>
               <w:rPr>
                 <w:rFonts w:ascii="Calibri" w:eastAsia="Calibri" w:hAnsi="Calibri" w:cs="Calibri"/>
-                <w:i/>
-                <w:iCs/>
                 <w:color w:val="1E7F76"/>
               </w:rPr>
               <w:t>https://optimatech.io</w:t>
@@ -905,7 +1000,23 @@
                 <w:rFonts w:ascii="Calibri" w:eastAsia="Calibri" w:hAnsi="Calibri" w:cs="Calibri"/>
                 <w:color w:val="2C2C2C"/>
               </w:rPr>
-              <w:t>• Responsible for the design, development, refactoring, and maintenance of the Optimatech application, implementing efficient and reliable best software practices.</w:t>
+              <w:t xml:space="preserve">• Responsible for the design, development, refactoring, and maintenance of the </w:t>
+            </w:r>
+            <w:proofErr w:type="spellStart"/>
+            <w:r>
+              <w:rPr>
+                <w:rFonts w:ascii="Calibri" w:eastAsia="Calibri" w:hAnsi="Calibri" w:cs="Calibri"/>
+                <w:color w:val="2C2C2C"/>
+              </w:rPr>
+              <w:t>Optimatech</w:t>
+            </w:r>
+            <w:proofErr w:type="spellEnd"/>
+            <w:r>
+              <w:rPr>
+                <w:rFonts w:ascii="Calibri" w:eastAsia="Calibri" w:hAnsi="Calibri" w:cs="Calibri"/>
+                <w:color w:val="2C2C2C"/>
+              </w:rPr>
+              <w:t xml:space="preserve"> application, implementing efficient and reliable best software practices.</w:t>
             </w:r>
           </w:p>
           <w:p>
@@ -944,7 +1055,23 @@
                 <w:rFonts w:ascii="Calibri" w:eastAsia="Calibri" w:hAnsi="Calibri" w:cs="Calibri"/>
                 <w:color w:val="2C2C2C"/>
               </w:rPr>
-              <w:t>• Successfully deployed code to Test, UAT, and production environments using Buildkite, ensuring minimal downtime and efficient releases.</w:t>
+              <w:t xml:space="preserve">• Successfully deployed code to Test, UAT, and production environments using </w:t>
+            </w:r>
+            <w:proofErr w:type="spellStart"/>
+            <w:r>
+              <w:rPr>
+                <w:rFonts w:ascii="Calibri" w:eastAsia="Calibri" w:hAnsi="Calibri" w:cs="Calibri"/>
+                <w:color w:val="2C2C2C"/>
+              </w:rPr>
+              <w:t>Buildkite</w:t>
+            </w:r>
+            <w:proofErr w:type="spellEnd"/>
+            <w:r>
+              <w:rPr>
+                <w:rFonts w:ascii="Calibri" w:eastAsia="Calibri" w:hAnsi="Calibri" w:cs="Calibri"/>
+                <w:color w:val="2C2C2C"/>
+              </w:rPr>
+              <w:t>, ensuring minimal downtime and efficient releases.</w:t>
             </w:r>
           </w:p>
           <w:p>
@@ -1082,8 +1209,8 @@
                 <w:b/>
                 <w:bCs/>
                 <w:color w:val="2C2C2C"/>
-                <w:sz w:val="24"/>
-                <w:szCs w:val="24"/>
+                <w:sz w:val="22"/>
+                <w:szCs w:val="22"/>
               </w:rPr>
               <w:t>IT Manager / IT Executive</w:t>
             </w:r>
@@ -1099,6 +1226,10 @@
           <w:p>
             <w:pPr>
               <w:spacing w:after="100"/>
+              <w:rPr>
+                <w:sz w:val="18"/>
+                <w:szCs w:val="18"/>
+              </w:rPr>
             </w:pPr>
             <w:r>
               <w:rPr>
@@ -1106,10 +1237,28 @@
                 <w:b/>
                 <w:bCs/>
                 <w:color w:val="1E7F76"/>
-                <w:sz w:val="22"/>
-                <w:szCs w:val="22"/>
-              </w:rPr>
-              <w:t>Grand Dragon Resorts, Chrey Thom, Cambodia</w:t>
+              </w:rPr>
+              <w:t xml:space="preserve">Grand Dragon Resorts, </w:t>
+            </w:r>
+            <w:proofErr w:type="spellStart"/>
+            <w:r>
+              <w:rPr>
+                <w:rFonts w:ascii="Calibri" w:eastAsia="Calibri" w:hAnsi="Calibri" w:cs="Calibri"/>
+                <w:b/>
+                <w:bCs/>
+                <w:color w:val="1E7F76"/>
+              </w:rPr>
+              <w:t>Chrey</w:t>
+            </w:r>
+            <w:proofErr w:type="spellEnd"/>
+            <w:r>
+              <w:rPr>
+                <w:rFonts w:ascii="Calibri" w:eastAsia="Calibri" w:hAnsi="Calibri" w:cs="Calibri"/>
+                <w:b/>
+                <w:bCs/>
+                <w:color w:val="1E7F76"/>
+              </w:rPr>
+              <w:t xml:space="preserve"> Thom, Cambodia</w:t>
             </w:r>
           </w:p>
           <w:p>
@@ -1151,8 +1300,8 @@
                 <w:b/>
                 <w:bCs/>
                 <w:color w:val="2C2C2C"/>
-                <w:sz w:val="24"/>
-                <w:szCs w:val="24"/>
+                <w:sz w:val="22"/>
+                <w:szCs w:val="22"/>
               </w:rPr>
               <w:t>Senior Programmer / Junior Programmer</w:t>
             </w:r>
@@ -1168,6 +1317,10 @@
           <w:p>
             <w:pPr>
               <w:spacing w:after="100"/>
+              <w:rPr>
+                <w:sz w:val="18"/>
+                <w:szCs w:val="18"/>
+              </w:rPr>
             </w:pPr>
             <w:r>
               <w:rPr>
@@ -1175,8 +1328,6 @@
                 <w:b/>
                 <w:bCs/>
                 <w:color w:val="1E7F76"/>
-                <w:sz w:val="22"/>
-                <w:szCs w:val="22"/>
               </w:rPr>
               <w:t>Subic Bay Yacht Club, Subic Bay Olongapo, Philippines</w:t>
             </w:r>
@@ -1191,7 +1342,23 @@
                 <w:rFonts w:ascii="Calibri" w:eastAsia="Calibri" w:hAnsi="Calibri" w:cs="Calibri"/>
                 <w:color w:val="2C2C2C"/>
               </w:rPr>
-              <w:t>• As Senior Programmer: designed and built club systems covering employment, payroll, timekeeping, billing/collections, accounts payable, and POS for revenue centres and retail.</w:t>
+              <w:t xml:space="preserve">• As Senior Programmer: designed and built club systems covering employment, payroll, timekeeping, billing/collections, accounts payable, and POS for revenue </w:t>
+            </w:r>
+            <w:proofErr w:type="spellStart"/>
+            <w:r>
+              <w:rPr>
+                <w:rFonts w:ascii="Calibri" w:eastAsia="Calibri" w:hAnsi="Calibri" w:cs="Calibri"/>
+                <w:color w:val="2C2C2C"/>
+              </w:rPr>
+              <w:t>centres</w:t>
+            </w:r>
+            <w:proofErr w:type="spellEnd"/>
+            <w:r>
+              <w:rPr>
+                <w:rFonts w:ascii="Calibri" w:eastAsia="Calibri" w:hAnsi="Calibri" w:cs="Calibri"/>
+                <w:color w:val="2C2C2C"/>
+              </w:rPr>
+              <w:t xml:space="preserve"> and retail.</w:t>
             </w:r>
           </w:p>
           <w:p>
@@ -1251,12 +1418,21 @@
               </w:rPr>
               <w:t xml:space="preserve">• </w:t>
             </w:r>
-            <w:r>
-              <w:rPr>
-                <w:rFonts w:ascii="Calibri" w:eastAsia="Calibri" w:hAnsi="Calibri" w:cs="Calibri"/>
-                <w:color w:val="2C2C2C"/>
-              </w:rPr>
-              <w:t>OpenAI Academy: Agent and Workflows (2026)</w:t>
+            <w:proofErr w:type="spellStart"/>
+            <w:r>
+              <w:rPr>
+                <w:rFonts w:ascii="Calibri" w:eastAsia="Calibri" w:hAnsi="Calibri" w:cs="Calibri"/>
+                <w:color w:val="2C2C2C"/>
+              </w:rPr>
+              <w:t>OpenAI</w:t>
+            </w:r>
+            <w:proofErr w:type="spellEnd"/>
+            <w:r>
+              <w:rPr>
+                <w:rFonts w:ascii="Calibri" w:eastAsia="Calibri" w:hAnsi="Calibri" w:cs="Calibri"/>
+                <w:color w:val="2C2C2C"/>
+              </w:rPr>
+              <w:t xml:space="preserve"> Academy: Agent and Workflows (2026)</w:t>
             </w:r>
           </w:p>
           <w:p>
@@ -1296,7 +1472,23 @@
                 <w:rFonts w:ascii="Calibri" w:eastAsia="Calibri" w:hAnsi="Calibri" w:cs="Calibri"/>
                 <w:color w:val="2C2C2C"/>
               </w:rPr>
-              <w:t>QS101: N8N Quickstart (2026)</w:t>
+              <w:t xml:space="preserve">QS101: N8N </w:t>
+            </w:r>
+            <w:proofErr w:type="spellStart"/>
+            <w:r>
+              <w:rPr>
+                <w:rFonts w:ascii="Calibri" w:eastAsia="Calibri" w:hAnsi="Calibri" w:cs="Calibri"/>
+                <w:color w:val="2C2C2C"/>
+              </w:rPr>
+              <w:t>Quickstart</w:t>
+            </w:r>
+            <w:proofErr w:type="spellEnd"/>
+            <w:r>
+              <w:rPr>
+                <w:rFonts w:ascii="Calibri" w:eastAsia="Calibri" w:hAnsi="Calibri" w:cs="Calibri"/>
+                <w:color w:val="2C2C2C"/>
+              </w:rPr>
+              <w:t xml:space="preserve"> (2026)</w:t>
             </w:r>
           </w:p>
           <w:p>
@@ -1316,7 +1508,23 @@
                 <w:rFonts w:ascii="Calibri" w:eastAsia="Calibri" w:hAnsi="Calibri" w:cs="Calibri"/>
                 <w:color w:val="2C2C2C"/>
               </w:rPr>
-              <w:t>The Complete ReactJs Course - Basics to Advanced (2026)</w:t>
+              <w:t xml:space="preserve">The Complete </w:t>
+            </w:r>
+            <w:proofErr w:type="spellStart"/>
+            <w:r>
+              <w:rPr>
+                <w:rFonts w:ascii="Calibri" w:eastAsia="Calibri" w:hAnsi="Calibri" w:cs="Calibri"/>
+                <w:color w:val="2C2C2C"/>
+              </w:rPr>
+              <w:t>ReactJs</w:t>
+            </w:r>
+            <w:proofErr w:type="spellEnd"/>
+            <w:r>
+              <w:rPr>
+                <w:rFonts w:ascii="Calibri" w:eastAsia="Calibri" w:hAnsi="Calibri" w:cs="Calibri"/>
+                <w:color w:val="2C2C2C"/>
+              </w:rPr>
+              <w:t xml:space="preserve"> Course - Basics to Advanced (2026)</w:t>
             </w:r>
           </w:p>
           <w:p>
@@ -1525,7 +1733,39 @@
                 <w:rFonts w:ascii="Calibri" w:eastAsia="Calibri" w:hAnsi="Calibri" w:cs="Calibri"/>
                 <w:color w:val="2C2C2C"/>
               </w:rPr>
-              <w:t>Two-time Champion in 'INTO PROGRAMMING' Tagisan ng Talino (Regional and National Level), Deans Lister and Honorable Mention and Programmer of the Year</w:t>
+              <w:t xml:space="preserve">Two-time Champion in 'INTO PROGRAMMING' </w:t>
+            </w:r>
+            <w:proofErr w:type="spellStart"/>
+            <w:r>
+              <w:rPr>
+                <w:rFonts w:ascii="Calibri" w:eastAsia="Calibri" w:hAnsi="Calibri" w:cs="Calibri"/>
+                <w:color w:val="2C2C2C"/>
+              </w:rPr>
+              <w:t>Tagisan</w:t>
+            </w:r>
+            <w:proofErr w:type="spellEnd"/>
+            <w:r>
+              <w:rPr>
+                <w:rFonts w:ascii="Calibri" w:eastAsia="Calibri" w:hAnsi="Calibri" w:cs="Calibri"/>
+                <w:color w:val="2C2C2C"/>
+              </w:rPr>
+              <w:t xml:space="preserve"> ng </w:t>
+            </w:r>
+            <w:proofErr w:type="spellStart"/>
+            <w:r>
+              <w:rPr>
+                <w:rFonts w:ascii="Calibri" w:eastAsia="Calibri" w:hAnsi="Calibri" w:cs="Calibri"/>
+                <w:color w:val="2C2C2C"/>
+              </w:rPr>
+              <w:t>Talino</w:t>
+            </w:r>
+            <w:proofErr w:type="spellEnd"/>
+            <w:r>
+              <w:rPr>
+                <w:rFonts w:ascii="Calibri" w:eastAsia="Calibri" w:hAnsi="Calibri" w:cs="Calibri"/>
+                <w:color w:val="2C2C2C"/>
+              </w:rPr>
+              <w:t xml:space="preserve"> (Regional and National Level), Deans Lister and Honorable Mention and Programmer of the Year</w:t>
             </w:r>
           </w:p>
           <w:p>

--- a/public/documents/CV_Patrick_Gonzaga.docx
+++ b/public/documents/CV_Patrick_Gonzaga.docx
@@ -77,28 +77,6 @@
           </w:p>
           <w:p>
             <w:pPr>
-              <w:spacing w:after="260"/>
-              <w:rPr>
-                <w:b/>
-                <w:bCs/>
-                <w:sz w:val="22"/>
-                <w:szCs w:val="22"/>
-              </w:rPr>
-            </w:pPr>
-            <w:r>
-              <w:rPr>
-                <w:rFonts w:ascii="Calibri" w:eastAsia="Calibri" w:hAnsi="Calibri" w:cs="Calibri"/>
-                <w:b/>
-                <w:bCs/>
-                <w:color w:val="45C7B8"/>
-                <w:sz w:val="24"/>
-                <w:szCs w:val="24"/>
-              </w:rPr>
-              <w:t>Senior Software Engineer</w:t>
-            </w:r>
-          </w:p>
-          <w:p>
-            <w:pPr>
               <w:spacing w:before="300" w:after="120"/>
             </w:pPr>
             <w:r>
@@ -418,6 +396,13 @@
                 <w:color w:val="E2E8EE"/>
               </w:rPr>
               <w:t>Cursor</w:t>
+            </w:r>
+            <w:r>
+              <w:rPr>
+                <w:rFonts w:ascii="Calibri" w:eastAsia="Calibri" w:hAnsi="Calibri" w:cs="Calibri"/>
+                <w:color w:val="E2E8EE"/>
+              </w:rPr>
+              <w:t>, Gemini</w:t>
             </w:r>
           </w:p>
           <w:p>
@@ -580,12 +565,86 @@
                   </w:tcMar>
                 </w:tcPr>
                 <w:p>
+                  <w:pPr>
+                    <w:rPr>
+                      <w:rFonts w:ascii="Calibri" w:eastAsia="Calibri" w:hAnsi="Calibri" w:cs="Calibri"/>
+                      <w:color w:val="2C2C2C"/>
+                    </w:rPr>
+                  </w:pPr>
                   <w:r>
                     <w:rPr>
                       <w:rFonts w:ascii="Calibri" w:eastAsia="Calibri" w:hAnsi="Calibri" w:cs="Calibri"/>
                       <w:color w:val="2C2C2C"/>
                     </w:rPr>
-                    <w:t>Dynamic Senior Software Engineer with over 15 years of expertise in crafting and optimizing enterprise applications, enhancing operational workflows, and integrating innovative solutions. Proficient in the complete software development lifecycle and recently focusing on AI-driven technologies to foster efficiency and smarter operations.</w:t>
+                    <w:t>Senior Software Engineer with 15+ years of expertise engineering high-performance enterprise systems and 24/7 mission-critical architectures. Specialized in modernizing traditional enterprise backend systems by integrating agentic AI and intelligent digital workflows that scale.</w:t>
+                  </w:r>
+                </w:p>
+                <w:p>
+                  <w:pPr>
+                    <w:rPr>
+                      <w:rFonts w:ascii="Calibri" w:eastAsia="Calibri" w:hAnsi="Calibri" w:cs="Calibri"/>
+                      <w:color w:val="2C2C2C"/>
+                    </w:rPr>
+                  </w:pPr>
+                </w:p>
+                <w:p>
+                  <w:pPr>
+                    <w:pStyle w:val="ListParagraph"/>
+                    <w:numPr>
+                      <w:ilvl w:val="0"/>
+                      <w:numId w:val="2"/>
+                    </w:numPr>
+                    <w:rPr>
+                      <w:rFonts w:ascii="Calibri" w:eastAsia="Calibri" w:hAnsi="Calibri" w:cs="Calibri"/>
+                      <w:color w:val="2C2C2C"/>
+                    </w:rPr>
+                  </w:pPr>
+                  <w:r>
+                    <w:rPr>
+                      <w:rFonts w:ascii="Calibri" w:eastAsia="Calibri" w:hAnsi="Calibri" w:cs="Calibri"/>
+                      <w:color w:val="2C2C2C"/>
+                    </w:rPr>
+                    <w:t>Enterprise Integration: SAP MES, .NET Core APIs, SQL Server, Cloud Architecture.</w:t>
+                  </w:r>
+                </w:p>
+                <w:p>
+                  <w:pPr>
+                    <w:pStyle w:val="ListParagraph"/>
+                    <w:numPr>
+                      <w:ilvl w:val="0"/>
+                      <w:numId w:val="2"/>
+                    </w:numPr>
+                    <w:rPr>
+                      <w:rFonts w:ascii="Calibri" w:eastAsia="Calibri" w:hAnsi="Calibri" w:cs="Calibri"/>
+                      <w:color w:val="2C2C2C"/>
+                    </w:rPr>
+                  </w:pPr>
+                  <w:r>
+                    <w:rPr>
+                      <w:rFonts w:ascii="Calibri" w:eastAsia="Calibri" w:hAnsi="Calibri" w:cs="Calibri"/>
+                      <w:color w:val="2C2C2C"/>
+                    </w:rPr>
+                    <w:t>AI &amp; Automation: Agentic AI systems, n8n, Zapier, workflow automation.</w:t>
+                  </w:r>
+                </w:p>
+                <w:p>
+                  <w:pPr>
+                    <w:pStyle w:val="ListParagraph"/>
+                    <w:numPr>
+                      <w:ilvl w:val="0"/>
+                      <w:numId w:val="2"/>
+                    </w:numPr>
+                    <w:rPr>
+                      <w:rFonts w:ascii="Calibri" w:eastAsia="Calibri" w:hAnsi="Calibri" w:cs="Calibri"/>
+                      <w:color w:val="2C2C2C"/>
+                    </w:rPr>
+                  </w:pPr>
+                  <w:r>
+                    <w:rPr>
+                      <w:rFonts w:ascii="Calibri" w:eastAsia="Calibri" w:hAnsi="Calibri" w:cs="Calibri"/>
+                      <w:color w:val="2C2C2C"/>
+                    </w:rPr>
+                    <w:t>Engineering Excellence: Architecture design, automation scripts, SOLID principles.</w:t>
                   </w:r>
                 </w:p>
               </w:tc>
@@ -648,7 +707,7 @@
                 <w:sz w:val="24"/>
                 <w:szCs w:val="24"/>
               </w:rPr>
-              <w:t>EMAPTA, PNB Manila, Philippines</w:t>
+              <w:t>Backend Developer</w:t>
             </w:r>
             <w:r>
               <w:rPr>
@@ -656,14 +715,42 @@
                 <w:color w:val="6B7280"/>
               </w:rPr>
               <w:tab/>
-              <w:t>2021 – Present</w:t>
             </w:r>
             <w:r>
               <w:rPr>
                 <w:rFonts w:ascii="Calibri" w:eastAsia="Calibri" w:hAnsi="Calibri" w:cs="Calibri"/>
                 <w:color w:val="6B7280"/>
               </w:rPr>
+              <w:t>2023 - 2026</w:t>
+            </w:r>
+            <w:r>
+              <w:rPr>
+                <w:rFonts w:ascii="Calibri" w:eastAsia="Calibri" w:hAnsi="Calibri" w:cs="Calibri"/>
+                <w:color w:val="6B7280"/>
+              </w:rPr>
               <w:br/>
+            </w:r>
+            <w:r>
+              <w:rPr>
+                <w:rFonts w:ascii="Calibri" w:eastAsia="Calibri" w:hAnsi="Calibri" w:cs="Calibri"/>
+                <w:b/>
+                <w:bCs/>
+                <w:color w:val="1E7F76"/>
+                <w:sz w:val="22"/>
+                <w:szCs w:val="22"/>
+              </w:rPr>
+              <w:t xml:space="preserve">Client: </w:t>
+            </w:r>
+            <w:r>
+              <w:rPr>
+                <w:rFonts w:ascii="Calibri" w:eastAsia="Calibri" w:hAnsi="Calibri" w:cs="Calibri"/>
+                <w:b/>
+                <w:bCs/>
+                <w:color w:val="1E7F76"/>
+                <w:sz w:val="22"/>
+                <w:szCs w:val="22"/>
+              </w:rPr>
+              <w:t>Discovery Holiday Parks AU @ Emapta</w:t>
             </w:r>
             <w:r>
               <w:rPr>
@@ -676,7 +763,7 @@
                 <w:sz w:val="22"/>
                 <w:szCs w:val="22"/>
               </w:rPr>
-              <w:t>Backend Developer</w:t>
+              <w:t xml:space="preserve"> </w:t>
             </w:r>
             <w:r>
               <w:rPr>
@@ -684,7 +771,6 @@
                 <w:color w:val="6B7280"/>
               </w:rPr>
               <w:tab/>
-              <w:t>2023 – 2026</w:t>
             </w:r>
           </w:p>
           <w:p>
@@ -692,43 +778,12 @@
               <w:spacing w:after="100"/>
               <w:rPr>
                 <w:rFonts w:ascii="Calibri" w:eastAsia="Calibri" w:hAnsi="Calibri" w:cs="Calibri"/>
-                <w:i/>
-                <w:iCs/>
                 <w:color w:val="6B7280"/>
               </w:rPr>
             </w:pPr>
             <w:r>
               <w:rPr>
                 <w:rFonts w:ascii="Calibri" w:eastAsia="Calibri" w:hAnsi="Calibri" w:cs="Calibri"/>
-                <w:i/>
-                <w:iCs/>
-                <w:color w:val="6B7280"/>
-              </w:rPr>
-              <w:t>Client: Discovery Holiday Parks</w:t>
-            </w:r>
-            <w:r>
-              <w:rPr>
-                <w:rFonts w:ascii="Calibri" w:eastAsia="Calibri" w:hAnsi="Calibri" w:cs="Calibri"/>
-                <w:i/>
-                <w:iCs/>
-                <w:color w:val="6B7280"/>
-              </w:rPr>
-              <w:t xml:space="preserve"> AU</w:t>
-            </w:r>
-            <w:r>
-              <w:rPr>
-                <w:rFonts w:ascii="Calibri" w:eastAsia="Calibri" w:hAnsi="Calibri" w:cs="Calibri"/>
-                <w:i/>
-                <w:iCs/>
-                <w:color w:val="6B7280"/>
-              </w:rPr>
-              <w:br/>
-            </w:r>
-            <w:r>
-              <w:rPr>
-                <w:rFonts w:ascii="Calibri" w:eastAsia="Calibri" w:hAnsi="Calibri" w:cs="Calibri"/>
-                <w:i/>
-                <w:iCs/>
                 <w:color w:val="1E7F76"/>
               </w:rPr>
               <w:t>https://discoveryholidayparks.com.au · https://wikicamps.com.au</w:t>
@@ -803,6 +858,10 @@
             <w:pPr>
               <w:spacing w:after="70"/>
               <w:ind w:left="280" w:hanging="200"/>
+              <w:rPr>
+                <w:rFonts w:ascii="Calibri" w:eastAsia="Calibri" w:hAnsi="Calibri" w:cs="Calibri"/>
+                <w:color w:val="2C2C2C"/>
+              </w:rPr>
             </w:pPr>
             <w:r>
               <w:rPr>
@@ -830,7 +889,18 @@
                 <w:sz w:val="22"/>
                 <w:szCs w:val="22"/>
               </w:rPr>
-              <w:t>.NET Developer</w:t>
+              <w:t>.</w:t>
+            </w:r>
+            <w:r>
+              <w:rPr>
+                <w:rFonts w:ascii="Calibri" w:eastAsia="Calibri" w:hAnsi="Calibri" w:cs="Calibri"/>
+                <w:b/>
+                <w:bCs/>
+                <w:color w:val="24344A"/>
+                <w:sz w:val="24"/>
+                <w:szCs w:val="24"/>
+              </w:rPr>
+              <w:t>NET Developer</w:t>
             </w:r>
             <w:r>
               <w:rPr>
@@ -845,6 +915,39 @@
             <w:pPr>
               <w:spacing w:after="100"/>
             </w:pPr>
+            <w:r>
+              <w:rPr>
+                <w:rFonts w:ascii="Calibri" w:eastAsia="Calibri" w:hAnsi="Calibri" w:cs="Calibri"/>
+                <w:b/>
+                <w:bCs/>
+                <w:color w:val="1E7F76"/>
+                <w:sz w:val="22"/>
+                <w:szCs w:val="22"/>
+              </w:rPr>
+              <w:t xml:space="preserve">Client: </w:t>
+            </w:r>
+            <w:r>
+              <w:rPr>
+                <w:rFonts w:ascii="Calibri" w:eastAsia="Calibri" w:hAnsi="Calibri" w:cs="Calibri"/>
+                <w:b/>
+                <w:bCs/>
+                <w:color w:val="1E7F76"/>
+                <w:sz w:val="22"/>
+                <w:szCs w:val="22"/>
+              </w:rPr>
+              <w:t>Optimatech</w:t>
+            </w:r>
+            <w:r>
+              <w:rPr>
+                <w:rFonts w:ascii="Calibri" w:eastAsia="Calibri" w:hAnsi="Calibri" w:cs="Calibri"/>
+                <w:b/>
+                <w:bCs/>
+                <w:color w:val="1E7F76"/>
+                <w:sz w:val="22"/>
+                <w:szCs w:val="22"/>
+              </w:rPr>
+              <w:t xml:space="preserve"> AU @ Emapta</w:t>
+            </w:r>
             <w:r>
               <w:rPr>
                 <w:rFonts w:ascii="Calibri" w:eastAsia="Calibri" w:hAnsi="Calibri" w:cs="Calibri"/>
@@ -852,31 +955,11 @@
                 <w:iCs/>
                 <w:color w:val="6B7280"/>
               </w:rPr>
-              <w:t>Client: Optima Technology A</w:t>
-            </w:r>
-            <w:r>
-              <w:rPr>
-                <w:rFonts w:ascii="Calibri" w:eastAsia="Calibri" w:hAnsi="Calibri" w:cs="Calibri"/>
-                <w:i/>
-                <w:iCs/>
-                <w:color w:val="6B7280"/>
-              </w:rPr>
-              <w:t>U</w:t>
-            </w:r>
-            <w:r>
-              <w:rPr>
-                <w:rFonts w:ascii="Calibri" w:eastAsia="Calibri" w:hAnsi="Calibri" w:cs="Calibri"/>
-                <w:i/>
-                <w:iCs/>
-                <w:color w:val="6B7280"/>
-              </w:rPr>
               <w:br/>
             </w:r>
             <w:r>
               <w:rPr>
                 <w:rFonts w:ascii="Calibri" w:eastAsia="Calibri" w:hAnsi="Calibri" w:cs="Calibri"/>
-                <w:i/>
-                <w:iCs/>
                 <w:color w:val="1E7F76"/>
               </w:rPr>
               <w:t>https://optimatech.io</w:t>
@@ -1026,6 +1109,7 @@
                 <w:rFonts w:ascii="Calibri" w:eastAsia="Calibri" w:hAnsi="Calibri" w:cs="Calibri"/>
                 <w:color w:val="2C2C2C"/>
               </w:rPr>
+              <w:lastRenderedPageBreak/>
               <w:t>• Designed and delivered automation solutions by analyzing production workflows, collaborating with users, and resolving system bottlenecks — increasing productivity by 75%, generating over MYR 1M in time savings, and implementing Poka-Yoke (mistake-proofing) processes.</w:t>
             </w:r>
           </w:p>
@@ -1052,7 +1136,6 @@
                 <w:rFonts w:ascii="Calibri" w:eastAsia="Calibri" w:hAnsi="Calibri" w:cs="Calibri"/>
                 <w:color w:val="2C2C2C"/>
               </w:rPr>
-              <w:lastRenderedPageBreak/>
               <w:t>• Developed system integrations between SAP and MES, automating material master registration and production planning processes.</w:t>
             </w:r>
           </w:p>
@@ -1648,6 +1731,119 @@
 <file path=word/numbering.xml><?xml version="1.0" encoding="utf-8"?>
 <w:numbering xmlns:wpc="http://schemas.microsoft.com/office/word/2010/wordprocessingCanvas" xmlns:cx="http://schemas.microsoft.com/office/drawing/2014/chartex" xmlns:cx1="http://schemas.microsoft.com/office/drawing/2015/9/8/chartex" xmlns:cx2="http://schemas.microsoft.com/office/drawing/2015/10/21/chartex" xmlns:cx3="http://schemas.microsoft.com/office/drawing/2016/5/9/chartex" xmlns:cx4="http://schemas.microsoft.com/office/drawing/2016/5/10/chartex" xmlns:cx5="http://schemas.microsoft.com/office/drawing/2016/5/11/chartex" xmlns:cx6="http://schemas.microsoft.com/office/drawing/2016/5/12/chartex" xmlns:cx7="http://schemas.microsoft.com/office/drawing/2016/5/13/chartex" xmlns:cx8="http://schemas.microsoft.com/office/drawing/2016/5/14/chartex" xmlns:mc="http://schemas.openxmlformats.org/markup-compatibility/2006" xmlns:aink="http://schemas.microsoft.com/office/drawing/2016/ink" xmlns:am3d="http://schemas.microsoft.com/office/drawing/2017/model3d" xmlns:o="urn:schemas-microsoft-com:office:office" xmlns:r="http://schemas.openxmlformats.org/officeDocument/2006/relationships" xmlns:m="http://schemas.openxmlformats.org/officeDocument/2006/math" xmlns:v="urn:schemas-microsoft-com:vml" xmlns:wp14="http://schemas.microsoft.com/office/word/2010/wordprocessingDrawing" xmlns:wp="http://schemas.openxmlformats.org/drawingml/2006/wordprocessingDrawing" xmlns:w10="urn:schemas-microsoft-com:office:word" xmlns:w="http://schemas.openxmlformats.org/wordprocessingml/2006/main" xmlns:w14="http://schemas.microsoft.com/office/word/2010/wordml" xmlns:w15="http://schemas.microsoft.com/office/word/2012/wordml" xmlns:w16cex="http://schemas.microsoft.com/office/word/2018/wordml/cex" xmlns:w16cid="http://schemas.microsoft.com/office/word/2016/wordml/cid" xmlns:w16="http://schemas.microsoft.com/office/word/2018/wordml" xmlns:w16sdtdh="http://schemas.microsoft.com/office/word/2020/wordml/sdtdatahash" xmlns:w16se="http://schemas.microsoft.com/office/word/2015/wordml/symex" xmlns:wpg="http://schemas.microsoft.com/office/word/2010/wordprocessingGroup" xmlns:wpi="http://schemas.microsoft.com/office/word/2010/wordprocessingInk" xmlns:wne="http://schemas.microsoft.com/office/word/2006/wordml" xmlns:wps="http://schemas.microsoft.com/office/word/2010/wordprocessingShape" mc:Ignorable="w14 w15 w16se w16cid w16 w16cex w16sdtdh wp14">
   <w:abstractNum w:abstractNumId="0" w15:restartNumberingAfterBreak="0">
+    <w:nsid w:val="65676E42"/>
+    <w:multiLevelType w:val="hybridMultilevel"/>
+    <w:tmpl w:val="491060EE"/>
+    <w:lvl w:ilvl="0" w:tplc="34090001">
+      <w:start w:val="1"/>
+      <w:numFmt w:val="bullet"/>
+      <w:lvlText w:val=""/>
+      <w:lvlJc w:val="left"/>
+      <w:pPr>
+        <w:ind w:left="720" w:hanging="360"/>
+      </w:pPr>
+      <w:rPr>
+        <w:rFonts w:ascii="Symbol" w:hAnsi="Symbol" w:hint="default"/>
+      </w:rPr>
+    </w:lvl>
+    <w:lvl w:ilvl="1" w:tplc="34090003" w:tentative="1">
+      <w:start w:val="1"/>
+      <w:numFmt w:val="bullet"/>
+      <w:lvlText w:val="o"/>
+      <w:lvlJc w:val="left"/>
+      <w:pPr>
+        <w:ind w:left="1440" w:hanging="360"/>
+      </w:pPr>
+      <w:rPr>
+        <w:rFonts w:ascii="Courier New" w:hAnsi="Courier New" w:cs="Courier New" w:hint="default"/>
+      </w:rPr>
+    </w:lvl>
+    <w:lvl w:ilvl="2" w:tplc="34090005" w:tentative="1">
+      <w:start w:val="1"/>
+      <w:numFmt w:val="bullet"/>
+      <w:lvlText w:val=""/>
+      <w:lvlJc w:val="left"/>
+      <w:pPr>
+        <w:ind w:left="2160" w:hanging="360"/>
+      </w:pPr>
+      <w:rPr>
+        <w:rFonts w:ascii="Wingdings" w:hAnsi="Wingdings" w:hint="default"/>
+      </w:rPr>
+    </w:lvl>
+    <w:lvl w:ilvl="3" w:tplc="34090001" w:tentative="1">
+      <w:start w:val="1"/>
+      <w:numFmt w:val="bullet"/>
+      <w:lvlText w:val=""/>
+      <w:lvlJc w:val="left"/>
+      <w:pPr>
+        <w:ind w:left="2880" w:hanging="360"/>
+      </w:pPr>
+      <w:rPr>
+        <w:rFonts w:ascii="Symbol" w:hAnsi="Symbol" w:hint="default"/>
+      </w:rPr>
+    </w:lvl>
+    <w:lvl w:ilvl="4" w:tplc="34090003" w:tentative="1">
+      <w:start w:val="1"/>
+      <w:numFmt w:val="bullet"/>
+      <w:lvlText w:val="o"/>
+      <w:lvlJc w:val="left"/>
+      <w:pPr>
+        <w:ind w:left="3600" w:hanging="360"/>
+      </w:pPr>
+      <w:rPr>
+        <w:rFonts w:ascii="Courier New" w:hAnsi="Courier New" w:cs="Courier New" w:hint="default"/>
+      </w:rPr>
+    </w:lvl>
+    <w:lvl w:ilvl="5" w:tplc="34090005" w:tentative="1">
+      <w:start w:val="1"/>
+      <w:numFmt w:val="bullet"/>
+      <w:lvlText w:val=""/>
+      <w:lvlJc w:val="left"/>
+      <w:pPr>
+        <w:ind w:left="4320" w:hanging="360"/>
+      </w:pPr>
+      <w:rPr>
+        <w:rFonts w:ascii="Wingdings" w:hAnsi="Wingdings" w:hint="default"/>
+      </w:rPr>
+    </w:lvl>
+    <w:lvl w:ilvl="6" w:tplc="34090001" w:tentative="1">
+      <w:start w:val="1"/>
+      <w:numFmt w:val="bullet"/>
+      <w:lvlText w:val=""/>
+      <w:lvlJc w:val="left"/>
+      <w:pPr>
+        <w:ind w:left="5040" w:hanging="360"/>
+      </w:pPr>
+      <w:rPr>
+        <w:rFonts w:ascii="Symbol" w:hAnsi="Symbol" w:hint="default"/>
+      </w:rPr>
+    </w:lvl>
+    <w:lvl w:ilvl="7" w:tplc="34090003" w:tentative="1">
+      <w:start w:val="1"/>
+      <w:numFmt w:val="bullet"/>
+      <w:lvlText w:val="o"/>
+      <w:lvlJc w:val="left"/>
+      <w:pPr>
+        <w:ind w:left="5760" w:hanging="360"/>
+      </w:pPr>
+      <w:rPr>
+        <w:rFonts w:ascii="Courier New" w:hAnsi="Courier New" w:cs="Courier New" w:hint="default"/>
+      </w:rPr>
+    </w:lvl>
+    <w:lvl w:ilvl="8" w:tplc="34090005" w:tentative="1">
+      <w:start w:val="1"/>
+      <w:numFmt w:val="bullet"/>
+      <w:lvlText w:val=""/>
+      <w:lvlJc w:val="left"/>
+      <w:pPr>
+        <w:ind w:left="6480" w:hanging="360"/>
+      </w:pPr>
+      <w:rPr>
+        <w:rFonts w:ascii="Wingdings" w:hAnsi="Wingdings" w:hint="default"/>
+      </w:rPr>
+    </w:lvl>
+  </w:abstractNum>
+  <w:abstractNum w:abstractNumId="1" w15:restartNumberingAfterBreak="0">
     <w:nsid w:val="7CF47E5C"/>
     <w:multiLevelType w:val="hybridMultilevel"/>
     <w:tmpl w:val="A342CD5C"/>
@@ -1734,10 +1930,13 @@
     </w:lvl>
   </w:abstractNum>
   <w:num w:numId="1">
-    <w:abstractNumId w:val="0"/>
+    <w:abstractNumId w:val="1"/>
     <w:lvlOverride w:ilvl="0">
       <w:startOverride w:val="1"/>
     </w:lvlOverride>
+  </w:num>
+  <w:num w:numId="2">
+    <w:abstractNumId w:val="0"/>
   </w:num>
 </w:numbering>
 </file>

--- a/public/documents/CV_Patrick_Gonzaga.docx
+++ b/public/documents/CV_Patrick_Gonzaga.docx
@@ -251,8 +251,17 @@
                 <w:rFonts w:ascii="Calibri" w:eastAsia="Calibri" w:hAnsi="Calibri" w:cs="Calibri"/>
                 <w:color w:val="E2E8EE"/>
               </w:rPr>
-              <w:t>C# · ASP.NET Core · EF Core · VB.NET · REST/OpenAPI</w:t>
-            </w:r>
+              <w:t>C# · ASP.NET Core · EF Core · VB.NET · REST/</w:t>
+            </w:r>
+            <w:proofErr w:type="spellStart"/>
+            <w:r>
+              <w:rPr>
+                <w:rFonts w:ascii="Calibri" w:eastAsia="Calibri" w:hAnsi="Calibri" w:cs="Calibri"/>
+                <w:color w:val="E2E8EE"/>
+              </w:rPr>
+              <w:t>OpenAPI</w:t>
+            </w:r>
+            <w:proofErr w:type="spellEnd"/>
           </w:p>
           <w:p>
             <w:pPr>
@@ -279,7 +288,23 @@
                 <w:rFonts w:ascii="Calibri" w:eastAsia="Calibri" w:hAnsi="Calibri" w:cs="Calibri"/>
                 <w:color w:val="E2E8EE"/>
               </w:rPr>
-              <w:t>Azure (App Config, Key Vault, App Insights, Service Bus, Blob Storage, Redis, Functions) · AWS (S3, SQS) · Azure DevOps · Buildkite · Git</w:t>
+              <w:t xml:space="preserve">Azure (App Config, Key Vault, App Insights, Service Bus, Blob Storage, Redis, Functions) · AWS (S3, SQS) · Azure DevOps · </w:t>
+            </w:r>
+            <w:proofErr w:type="spellStart"/>
+            <w:r>
+              <w:rPr>
+                <w:rFonts w:ascii="Calibri" w:eastAsia="Calibri" w:hAnsi="Calibri" w:cs="Calibri"/>
+                <w:color w:val="E2E8EE"/>
+              </w:rPr>
+              <w:t>Buildkite</w:t>
+            </w:r>
+            <w:proofErr w:type="spellEnd"/>
+            <w:r>
+              <w:rPr>
+                <w:rFonts w:ascii="Calibri" w:eastAsia="Calibri" w:hAnsi="Calibri" w:cs="Calibri"/>
+                <w:color w:val="E2E8EE"/>
+              </w:rPr>
+              <w:t xml:space="preserve"> · Git</w:t>
             </w:r>
           </w:p>
           <w:p>
@@ -566,6 +591,7 @@
                 </w:tcPr>
                 <w:p>
                   <w:pPr>
+                    <w:jc w:val="both"/>
                     <w:rPr>
                       <w:rFonts w:ascii="Calibri" w:eastAsia="Calibri" w:hAnsi="Calibri" w:cs="Calibri"/>
                       <w:color w:val="2C2C2C"/>
@@ -576,75 +602,7 @@
                       <w:rFonts w:ascii="Calibri" w:eastAsia="Calibri" w:hAnsi="Calibri" w:cs="Calibri"/>
                       <w:color w:val="2C2C2C"/>
                     </w:rPr>
-                    <w:t>Senior Software Engineer with 15+ years of expertise engineering high-performance enterprise systems and 24/7 mission-critical architectures. Specialized in modernizing traditional enterprise backend systems by integrating agentic AI and intelligent digital workflows that scale.</w:t>
-                  </w:r>
-                </w:p>
-                <w:p>
-                  <w:pPr>
-                    <w:rPr>
-                      <w:rFonts w:ascii="Calibri" w:eastAsia="Calibri" w:hAnsi="Calibri" w:cs="Calibri"/>
-                      <w:color w:val="2C2C2C"/>
-                    </w:rPr>
-                  </w:pPr>
-                </w:p>
-                <w:p>
-                  <w:pPr>
-                    <w:pStyle w:val="ListParagraph"/>
-                    <w:numPr>
-                      <w:ilvl w:val="0"/>
-                      <w:numId w:val="2"/>
-                    </w:numPr>
-                    <w:rPr>
-                      <w:rFonts w:ascii="Calibri" w:eastAsia="Calibri" w:hAnsi="Calibri" w:cs="Calibri"/>
-                      <w:color w:val="2C2C2C"/>
-                    </w:rPr>
-                  </w:pPr>
-                  <w:r>
-                    <w:rPr>
-                      <w:rFonts w:ascii="Calibri" w:eastAsia="Calibri" w:hAnsi="Calibri" w:cs="Calibri"/>
-                      <w:color w:val="2C2C2C"/>
-                    </w:rPr>
-                    <w:t>Enterprise Integration: SAP MES, .NET Core APIs, SQL Server, Cloud Architecture.</w:t>
-                  </w:r>
-                </w:p>
-                <w:p>
-                  <w:pPr>
-                    <w:pStyle w:val="ListParagraph"/>
-                    <w:numPr>
-                      <w:ilvl w:val="0"/>
-                      <w:numId w:val="2"/>
-                    </w:numPr>
-                    <w:rPr>
-                      <w:rFonts w:ascii="Calibri" w:eastAsia="Calibri" w:hAnsi="Calibri" w:cs="Calibri"/>
-                      <w:color w:val="2C2C2C"/>
-                    </w:rPr>
-                  </w:pPr>
-                  <w:r>
-                    <w:rPr>
-                      <w:rFonts w:ascii="Calibri" w:eastAsia="Calibri" w:hAnsi="Calibri" w:cs="Calibri"/>
-                      <w:color w:val="2C2C2C"/>
-                    </w:rPr>
-                    <w:t>AI &amp; Automation: Agentic AI systems, n8n, Zapier, workflow automation.</w:t>
-                  </w:r>
-                </w:p>
-                <w:p>
-                  <w:pPr>
-                    <w:pStyle w:val="ListParagraph"/>
-                    <w:numPr>
-                      <w:ilvl w:val="0"/>
-                      <w:numId w:val="2"/>
-                    </w:numPr>
-                    <w:rPr>
-                      <w:rFonts w:ascii="Calibri" w:eastAsia="Calibri" w:hAnsi="Calibri" w:cs="Calibri"/>
-                      <w:color w:val="2C2C2C"/>
-                    </w:rPr>
-                  </w:pPr>
-                  <w:r>
-                    <w:rPr>
-                      <w:rFonts w:ascii="Calibri" w:eastAsia="Calibri" w:hAnsi="Calibri" w:cs="Calibri"/>
-                      <w:color w:val="2C2C2C"/>
-                    </w:rPr>
-                    <w:t>Engineering Excellence: Architecture design, automation scripts, SOLID principles.</w:t>
+                    <w:t>Senior Software Engineer with 15+ years of experience designing and delivering enterprise software solutions across manufacturing, hospitality, and SaaS industries. Experienced in backend development, cloud technologies, system integration, and business process automation, with a strong focus on building scalable, reliable, and maintainable solutions.</w:t>
                   </w:r>
                 </w:p>
               </w:tc>
@@ -750,8 +708,21 @@
                 <w:sz w:val="22"/>
                 <w:szCs w:val="22"/>
               </w:rPr>
-              <w:t>Discovery Holiday Parks AU @ Emapta</w:t>
-            </w:r>
+              <w:t xml:space="preserve">Discovery Holiday Parks AU @ </w:t>
+            </w:r>
+            <w:proofErr w:type="spellStart"/>
+            <w:r>
+              <w:rPr>
+                <w:rFonts w:ascii="Calibri" w:eastAsia="Calibri" w:hAnsi="Calibri" w:cs="Calibri"/>
+                <w:b/>
+                <w:bCs/>
+                <w:color w:val="1E7F76"/>
+                <w:sz w:val="22"/>
+                <w:szCs w:val="22"/>
+              </w:rPr>
+              <w:t>Emapta</w:t>
+            </w:r>
+            <w:proofErr w:type="spellEnd"/>
             <w:r>
               <w:rPr>
                 <w:rFonts w:ascii="Calibri" w:eastAsia="Calibri" w:hAnsi="Calibri" w:cs="Calibri"/>
@@ -799,7 +770,23 @@
                 <w:rFonts w:ascii="Calibri" w:eastAsia="Calibri" w:hAnsi="Calibri" w:cs="Calibri"/>
                 <w:color w:val="2C2C2C"/>
               </w:rPr>
-              <w:t>• Built and maintained the Deals and WikiCamps domain, focusing on RESTful API implementation and EF Core data access for reliable, scalable platform integration.</w:t>
+              <w:t xml:space="preserve">• Built and maintained the Deals and </w:t>
+            </w:r>
+            <w:proofErr w:type="spellStart"/>
+            <w:r>
+              <w:rPr>
+                <w:rFonts w:ascii="Calibri" w:eastAsia="Calibri" w:hAnsi="Calibri" w:cs="Calibri"/>
+                <w:color w:val="2C2C2C"/>
+              </w:rPr>
+              <w:t>WikiCamps</w:t>
+            </w:r>
+            <w:proofErr w:type="spellEnd"/>
+            <w:r>
+              <w:rPr>
+                <w:rFonts w:ascii="Calibri" w:eastAsia="Calibri" w:hAnsi="Calibri" w:cs="Calibri"/>
+                <w:color w:val="2C2C2C"/>
+              </w:rPr>
+              <w:t xml:space="preserve"> domain, focusing on RESTful API implementation and EF Core data access for reliable, scalable platform integration.</w:t>
             </w:r>
           </w:p>
           <w:p>
@@ -812,7 +799,23 @@
                 <w:rFonts w:ascii="Calibri" w:eastAsia="Calibri" w:hAnsi="Calibri" w:cs="Calibri"/>
                 <w:color w:val="2C2C2C"/>
               </w:rPr>
-              <w:t>• Contributed to a microservices-based architecture for the WikiCamps platform, delivering shared services across sites, forums, accounts, trips, and media modules.</w:t>
+              <w:t xml:space="preserve">• Contributed to a microservices-based architecture for the </w:t>
+            </w:r>
+            <w:proofErr w:type="spellStart"/>
+            <w:r>
+              <w:rPr>
+                <w:rFonts w:ascii="Calibri" w:eastAsia="Calibri" w:hAnsi="Calibri" w:cs="Calibri"/>
+                <w:color w:val="2C2C2C"/>
+              </w:rPr>
+              <w:t>WikiCamps</w:t>
+            </w:r>
+            <w:proofErr w:type="spellEnd"/>
+            <w:r>
+              <w:rPr>
+                <w:rFonts w:ascii="Calibri" w:eastAsia="Calibri" w:hAnsi="Calibri" w:cs="Calibri"/>
+                <w:color w:val="2C2C2C"/>
+              </w:rPr>
+              <w:t xml:space="preserve"> platform, delivering shared services across sites, forums, accounts, trips, and media modules.</w:t>
             </w:r>
           </w:p>
           <w:p>
@@ -825,7 +828,23 @@
                 <w:rFonts w:ascii="Calibri" w:eastAsia="Calibri" w:hAnsi="Calibri" w:cs="Calibri"/>
                 <w:color w:val="2C2C2C"/>
               </w:rPr>
-              <w:t>• Took ownership of the Admin Portal (Retool) for deals, bookings, and WikiCamps — including pages, resource/query configuration, and multi-environment setup.</w:t>
+              <w:t xml:space="preserve">• Took ownership of the Admin Portal (Retool) for deals, bookings, and </w:t>
+            </w:r>
+            <w:proofErr w:type="spellStart"/>
+            <w:r>
+              <w:rPr>
+                <w:rFonts w:ascii="Calibri" w:eastAsia="Calibri" w:hAnsi="Calibri" w:cs="Calibri"/>
+                <w:color w:val="2C2C2C"/>
+              </w:rPr>
+              <w:t>WikiCamps</w:t>
+            </w:r>
+            <w:proofErr w:type="spellEnd"/>
+            <w:r>
+              <w:rPr>
+                <w:rFonts w:ascii="Calibri" w:eastAsia="Calibri" w:hAnsi="Calibri" w:cs="Calibri"/>
+                <w:color w:val="2C2C2C"/>
+              </w:rPr>
+              <w:t xml:space="preserve"> — including pages, resource/query configuration, and multi-environment setup.</w:t>
             </w:r>
           </w:p>
           <w:p>
@@ -851,7 +870,23 @@
                 <w:rFonts w:ascii="Calibri" w:eastAsia="Calibri" w:hAnsi="Calibri" w:cs="Calibri"/>
                 <w:color w:val="2C2C2C"/>
               </w:rPr>
-              <w:t>• Integrated external and internal services such as BookEasy (bookings), OSRM (routing) with Polly resilience policies, and Azure AI Search for content indexing.</w:t>
+              <w:t xml:space="preserve">• Integrated external and internal services such as </w:t>
+            </w:r>
+            <w:proofErr w:type="spellStart"/>
+            <w:r>
+              <w:rPr>
+                <w:rFonts w:ascii="Calibri" w:eastAsia="Calibri" w:hAnsi="Calibri" w:cs="Calibri"/>
+                <w:color w:val="2C2C2C"/>
+              </w:rPr>
+              <w:t>BookEasy</w:t>
+            </w:r>
+            <w:proofErr w:type="spellEnd"/>
+            <w:r>
+              <w:rPr>
+                <w:rFonts w:ascii="Calibri" w:eastAsia="Calibri" w:hAnsi="Calibri" w:cs="Calibri"/>
+                <w:color w:val="2C2C2C"/>
+              </w:rPr>
+              <w:t xml:space="preserve"> (bookings), OSRM (routing) with Polly resilience policies, and Azure AI Search for content indexing.</w:t>
             </w:r>
           </w:p>
           <w:p>
@@ -926,6 +961,7 @@
               </w:rPr>
               <w:t xml:space="preserve">Client: </w:t>
             </w:r>
+            <w:proofErr w:type="spellStart"/>
             <w:r>
               <w:rPr>
                 <w:rFonts w:ascii="Calibri" w:eastAsia="Calibri" w:hAnsi="Calibri" w:cs="Calibri"/>
@@ -937,6 +973,7 @@
               </w:rPr>
               <w:t>Optimatech</w:t>
             </w:r>
+            <w:proofErr w:type="spellEnd"/>
             <w:r>
               <w:rPr>
                 <w:rFonts w:ascii="Calibri" w:eastAsia="Calibri" w:hAnsi="Calibri" w:cs="Calibri"/>
@@ -946,8 +983,21 @@
                 <w:sz w:val="22"/>
                 <w:szCs w:val="22"/>
               </w:rPr>
-              <w:t xml:space="preserve"> AU @ Emapta</w:t>
-            </w:r>
+              <w:t xml:space="preserve"> AU @ </w:t>
+            </w:r>
+            <w:proofErr w:type="spellStart"/>
+            <w:r>
+              <w:rPr>
+                <w:rFonts w:ascii="Calibri" w:eastAsia="Calibri" w:hAnsi="Calibri" w:cs="Calibri"/>
+                <w:b/>
+                <w:bCs/>
+                <w:color w:val="1E7F76"/>
+                <w:sz w:val="22"/>
+                <w:szCs w:val="22"/>
+              </w:rPr>
+              <w:t>Emapta</w:t>
+            </w:r>
+            <w:proofErr w:type="spellEnd"/>
             <w:r>
               <w:rPr>
                 <w:rFonts w:ascii="Calibri" w:eastAsia="Calibri" w:hAnsi="Calibri" w:cs="Calibri"/>
@@ -988,7 +1038,23 @@
                 <w:rFonts w:ascii="Calibri" w:eastAsia="Calibri" w:hAnsi="Calibri" w:cs="Calibri"/>
                 <w:color w:val="2C2C2C"/>
               </w:rPr>
-              <w:t>• Responsible for the design, development, refactoring, and maintenance of the Optimatech application, implementing efficient and reliable best software practices.</w:t>
+              <w:t xml:space="preserve">• Responsible for the design, development, refactoring, and maintenance of the </w:t>
+            </w:r>
+            <w:proofErr w:type="spellStart"/>
+            <w:r>
+              <w:rPr>
+                <w:rFonts w:ascii="Calibri" w:eastAsia="Calibri" w:hAnsi="Calibri" w:cs="Calibri"/>
+                <w:color w:val="2C2C2C"/>
+              </w:rPr>
+              <w:t>Optimatech</w:t>
+            </w:r>
+            <w:proofErr w:type="spellEnd"/>
+            <w:r>
+              <w:rPr>
+                <w:rFonts w:ascii="Calibri" w:eastAsia="Calibri" w:hAnsi="Calibri" w:cs="Calibri"/>
+                <w:color w:val="2C2C2C"/>
+              </w:rPr>
+              <w:t xml:space="preserve"> application, implementing efficient and reliable best software practices.</w:t>
             </w:r>
           </w:p>
           <w:p>
@@ -1027,7 +1093,23 @@
                 <w:rFonts w:ascii="Calibri" w:eastAsia="Calibri" w:hAnsi="Calibri" w:cs="Calibri"/>
                 <w:color w:val="2C2C2C"/>
               </w:rPr>
-              <w:t>• Successfully deployed code to Test, UAT, and production environments using Buildkite, ensuring minimal downtime and efficient releases.</w:t>
+              <w:t xml:space="preserve">• Successfully deployed code to Test, UAT, and production environments using </w:t>
+            </w:r>
+            <w:proofErr w:type="spellStart"/>
+            <w:r>
+              <w:rPr>
+                <w:rFonts w:ascii="Calibri" w:eastAsia="Calibri" w:hAnsi="Calibri" w:cs="Calibri"/>
+                <w:color w:val="2C2C2C"/>
+              </w:rPr>
+              <w:t>Buildkite</w:t>
+            </w:r>
+            <w:proofErr w:type="spellEnd"/>
+            <w:r>
+              <w:rPr>
+                <w:rFonts w:ascii="Calibri" w:eastAsia="Calibri" w:hAnsi="Calibri" w:cs="Calibri"/>
+                <w:color w:val="2C2C2C"/>
+              </w:rPr>
+              <w:t>, ensuring minimal downtime and efficient releases.</w:t>
             </w:r>
           </w:p>
           <w:p>
@@ -1109,7 +1191,6 @@
                 <w:rFonts w:ascii="Calibri" w:eastAsia="Calibri" w:hAnsi="Calibri" w:cs="Calibri"/>
                 <w:color w:val="2C2C2C"/>
               </w:rPr>
-              <w:lastRenderedPageBreak/>
               <w:t>• Designed and delivered automation solutions by analyzing production workflows, collaborating with users, and resolving system bottlenecks — increasing productivity by 75%, generating over MYR 1M in time savings, and implementing Poka-Yoke (mistake-proofing) processes.</w:t>
             </w:r>
           </w:p>
@@ -1136,6 +1217,7 @@
                 <w:rFonts w:ascii="Calibri" w:eastAsia="Calibri" w:hAnsi="Calibri" w:cs="Calibri"/>
                 <w:color w:val="2C2C2C"/>
               </w:rPr>
+              <w:lastRenderedPageBreak/>
               <w:t>• Developed system integrations between SAP and MES, automating material master registration and production planning processes.</w:t>
             </w:r>
           </w:p>
@@ -1192,7 +1274,31 @@
                 <w:sz w:val="22"/>
                 <w:szCs w:val="22"/>
               </w:rPr>
-              <w:t>Grand Dragon Resorts, Chrey Thom, Cambodia</w:t>
+              <w:t xml:space="preserve">Grand Dragon Resorts, </w:t>
+            </w:r>
+            <w:proofErr w:type="spellStart"/>
+            <w:r>
+              <w:rPr>
+                <w:rFonts w:ascii="Calibri" w:eastAsia="Calibri" w:hAnsi="Calibri" w:cs="Calibri"/>
+                <w:b/>
+                <w:bCs/>
+                <w:color w:val="1E7F76"/>
+                <w:sz w:val="22"/>
+                <w:szCs w:val="22"/>
+              </w:rPr>
+              <w:t>Chrey</w:t>
+            </w:r>
+            <w:proofErr w:type="spellEnd"/>
+            <w:r>
+              <w:rPr>
+                <w:rFonts w:ascii="Calibri" w:eastAsia="Calibri" w:hAnsi="Calibri" w:cs="Calibri"/>
+                <w:b/>
+                <w:bCs/>
+                <w:color w:val="1E7F76"/>
+                <w:sz w:val="22"/>
+                <w:szCs w:val="22"/>
+              </w:rPr>
+              <w:t xml:space="preserve"> Thom, Cambodia</w:t>
             </w:r>
           </w:p>
           <w:p>
@@ -1274,7 +1380,23 @@
                 <w:rFonts w:ascii="Calibri" w:eastAsia="Calibri" w:hAnsi="Calibri" w:cs="Calibri"/>
                 <w:color w:val="2C2C2C"/>
               </w:rPr>
-              <w:t>• As Senior Programmer: designed and built club systems covering employment, payroll, timekeeping, billing/collections, accounts payable, and POS for revenue centres and retail.</w:t>
+              <w:t xml:space="preserve">• As Senior Programmer: designed and built club systems covering employment, payroll, timekeeping, billing/collections, accounts payable, and POS for revenue </w:t>
+            </w:r>
+            <w:proofErr w:type="spellStart"/>
+            <w:r>
+              <w:rPr>
+                <w:rFonts w:ascii="Calibri" w:eastAsia="Calibri" w:hAnsi="Calibri" w:cs="Calibri"/>
+                <w:color w:val="2C2C2C"/>
+              </w:rPr>
+              <w:t>centres</w:t>
+            </w:r>
+            <w:proofErr w:type="spellEnd"/>
+            <w:r>
+              <w:rPr>
+                <w:rFonts w:ascii="Calibri" w:eastAsia="Calibri" w:hAnsi="Calibri" w:cs="Calibri"/>
+                <w:color w:val="2C2C2C"/>
+              </w:rPr>
+              <w:t xml:space="preserve"> and retail.</w:t>
             </w:r>
           </w:p>
           <w:p>
@@ -1334,12 +1456,21 @@
               </w:rPr>
               <w:t xml:space="preserve">• </w:t>
             </w:r>
-            <w:r>
-              <w:rPr>
-                <w:rFonts w:ascii="Calibri" w:eastAsia="Calibri" w:hAnsi="Calibri" w:cs="Calibri"/>
-                <w:color w:val="2C2C2C"/>
-              </w:rPr>
-              <w:t>OpenAI Academy: Agent and Workflows (2026)</w:t>
+            <w:proofErr w:type="spellStart"/>
+            <w:r>
+              <w:rPr>
+                <w:rFonts w:ascii="Calibri" w:eastAsia="Calibri" w:hAnsi="Calibri" w:cs="Calibri"/>
+                <w:color w:val="2C2C2C"/>
+              </w:rPr>
+              <w:t>OpenAI</w:t>
+            </w:r>
+            <w:proofErr w:type="spellEnd"/>
+            <w:r>
+              <w:rPr>
+                <w:rFonts w:ascii="Calibri" w:eastAsia="Calibri" w:hAnsi="Calibri" w:cs="Calibri"/>
+                <w:color w:val="2C2C2C"/>
+              </w:rPr>
+              <w:t xml:space="preserve"> Academy: Agent and Workflows (2026)</w:t>
             </w:r>
           </w:p>
           <w:p>
@@ -1379,7 +1510,23 @@
                 <w:rFonts w:ascii="Calibri" w:eastAsia="Calibri" w:hAnsi="Calibri" w:cs="Calibri"/>
                 <w:color w:val="2C2C2C"/>
               </w:rPr>
-              <w:t>QS101: N8N Quickstart (2026)</w:t>
+              <w:t xml:space="preserve">QS101: N8N </w:t>
+            </w:r>
+            <w:proofErr w:type="spellStart"/>
+            <w:r>
+              <w:rPr>
+                <w:rFonts w:ascii="Calibri" w:eastAsia="Calibri" w:hAnsi="Calibri" w:cs="Calibri"/>
+                <w:color w:val="2C2C2C"/>
+              </w:rPr>
+              <w:t>Quickstart</w:t>
+            </w:r>
+            <w:proofErr w:type="spellEnd"/>
+            <w:r>
+              <w:rPr>
+                <w:rFonts w:ascii="Calibri" w:eastAsia="Calibri" w:hAnsi="Calibri" w:cs="Calibri"/>
+                <w:color w:val="2C2C2C"/>
+              </w:rPr>
+              <w:t xml:space="preserve"> (2026)</w:t>
             </w:r>
           </w:p>
           <w:p>
@@ -1399,7 +1546,23 @@
                 <w:rFonts w:ascii="Calibri" w:eastAsia="Calibri" w:hAnsi="Calibri" w:cs="Calibri"/>
                 <w:color w:val="2C2C2C"/>
               </w:rPr>
-              <w:t>The Complete ReactJs Course - Basics to Advanced (2026)</w:t>
+              <w:t xml:space="preserve">The Complete </w:t>
+            </w:r>
+            <w:proofErr w:type="spellStart"/>
+            <w:r>
+              <w:rPr>
+                <w:rFonts w:ascii="Calibri" w:eastAsia="Calibri" w:hAnsi="Calibri" w:cs="Calibri"/>
+                <w:color w:val="2C2C2C"/>
+              </w:rPr>
+              <w:t>ReactJs</w:t>
+            </w:r>
+            <w:proofErr w:type="spellEnd"/>
+            <w:r>
+              <w:rPr>
+                <w:rFonts w:ascii="Calibri" w:eastAsia="Calibri" w:hAnsi="Calibri" w:cs="Calibri"/>
+                <w:color w:val="2C2C2C"/>
+              </w:rPr>
+              <w:t xml:space="preserve"> Course - Basics to Advanced (2026)</w:t>
             </w:r>
           </w:p>
           <w:p>
@@ -1608,7 +1771,39 @@
                 <w:rFonts w:ascii="Calibri" w:eastAsia="Calibri" w:hAnsi="Calibri" w:cs="Calibri"/>
                 <w:color w:val="2C2C2C"/>
               </w:rPr>
-              <w:t>Two-time Champion in 'INTO PROGRAMMING' Tagisan ng Talino (Regional and National Level), Deans Lister and Honorable Mention and Programmer of the Year</w:t>
+              <w:t xml:space="preserve">Two-time Champion in 'INTO PROGRAMMING' </w:t>
+            </w:r>
+            <w:proofErr w:type="spellStart"/>
+            <w:r>
+              <w:rPr>
+                <w:rFonts w:ascii="Calibri" w:eastAsia="Calibri" w:hAnsi="Calibri" w:cs="Calibri"/>
+                <w:color w:val="2C2C2C"/>
+              </w:rPr>
+              <w:t>Tagisan</w:t>
+            </w:r>
+            <w:proofErr w:type="spellEnd"/>
+            <w:r>
+              <w:rPr>
+                <w:rFonts w:ascii="Calibri" w:eastAsia="Calibri" w:hAnsi="Calibri" w:cs="Calibri"/>
+                <w:color w:val="2C2C2C"/>
+              </w:rPr>
+              <w:t xml:space="preserve"> ng </w:t>
+            </w:r>
+            <w:proofErr w:type="spellStart"/>
+            <w:r>
+              <w:rPr>
+                <w:rFonts w:ascii="Calibri" w:eastAsia="Calibri" w:hAnsi="Calibri" w:cs="Calibri"/>
+                <w:color w:val="2C2C2C"/>
+              </w:rPr>
+              <w:t>Talino</w:t>
+            </w:r>
+            <w:proofErr w:type="spellEnd"/>
+            <w:r>
+              <w:rPr>
+                <w:rFonts w:ascii="Calibri" w:eastAsia="Calibri" w:hAnsi="Calibri" w:cs="Calibri"/>
+                <w:color w:val="2C2C2C"/>
+              </w:rPr>
+              <w:t xml:space="preserve"> (Regional and National Level), Deans Lister and Honorable Mention and Programmer of the Year</w:t>
             </w:r>
           </w:p>
           <w:p>
